--- a/10_outputs/论文初稿_阅读版/中学生物理竞赛复赛试题的科学思维要求与教学转化研究_论文初稿.docx
+++ b/10_outputs/论文初稿_阅读版/中学生物理竞赛复赛试题的科学思维要求与教学转化研究_论文初稿.docx
@@ -1613,6 +1613,19 @@
       </w:r>
     </w:p>
     <w:p>
+      <w:pPr>
+        <w:ind w:firstLine="0" w:left="839"/>
+      </w:pPr>
+      <w:r>
+        <w:rPr>
+          <w:rFonts w:ascii="Songti SC" w:hAnsi="Songti SC" w:eastAsia="Songti SC"/>
+          <w:b w:val="0"/>
+          <w:sz w:val="22"/>
+        </w:rPr>
+        <w:t>6.4.3 分析框架的拓展方向</w:t>
+      </w:r>
+    </w:p>
+    <w:p>
       <w:r>
         <w:br w:type="page"/>
       </w:r>
@@ -1675,7 +1688,7 @@
           <w:b w:val="0"/>
           <w:sz w:val="24"/>
         </w:rPr>
-        <w:t>从当前语料整理和研究者复核描述性结果看，复赛试题分析不宜只停留在知识点、题型或难度描述，还需要关注试题实际要求学生完成的认知活动：如何抽象物理模型，如何组织条件链，如何说明边界条件，如何在陌生情境中迁移或修正已有模型。因此，本研究从科学思维维度和任务认知结构要求两个层面分析复赛试题；其理论解释仍需随文献综述完成而进一步收束。</w:t>
+        <w:t>复赛试题分析不宜只停留在知识点、题型或难度描述，还需要关注试题实际要求解题者完成的认知活动：如何抽象物理模型，如何组织条件链，如何说明边界条件，如何在陌生情境中迁移或修正已有模型。因此，本文从科学思维维度和任务认知结构要求两个层面分析复赛试题。</w:t>
       </w:r>
     </w:p>
     <w:p>
@@ -1685,7 +1698,7 @@
           <w:b w:val="0"/>
           <w:sz w:val="24"/>
         </w:rPr>
-        <w:t>当前项目已整理第35至42届全国中学生物理竞赛复赛试题与参考答案，并形成小问级语料索引。复赛试题小问级索引表 包含219个分析单元，人工校对清单 保留154条历史人工校对队列。项目已接收研究者复核相关回填、裁决与补证，形成876条当前编码—证据链，并通过研究者复核结果资格QA。因此，第四章可在当前编码口径下报告描述性分布、等级构成和共现；评分、裁决和复核过程仍只按自声明登记，且第35届分值边界、教师或课堂证据并未闭合。</w:t>
+        <w:t>本文整理第35至42届全国中学生物理竞赛复赛试题与参考答案，以独立小问为基本单位，共形成219个分析单元和876条维度编码记录。每条记录均对应题干触发语和参考解答关键步骤，第四章据此呈现维度分布、等级构成与共现关系。相关统计描述的是试题任务要求，不用于推断学生能力、教学效果或命题趋势。</w:t>
       </w:r>
     </w:p>
     <w:p>
@@ -1805,7 +1818,7 @@
           <w:b w:val="0"/>
           <w:sz w:val="24"/>
         </w:rPr>
-        <w:t>本研究中的“SOLO启发等级”只用于描述某一科学思维维度出现时的任务结构复杂性。当前项目已定位SOLO原始来源和相关课程评价论文线索，但尚未完成原书全文阅读和关键页码摘录。因此，正文应使用“SOLO启发的任务认知结构要求等级”这一保守表述，不能把试题直接等同于学生学习结果等级。</w:t>
+        <w:t>本研究中的“SOLO启发等级”只用于描述某一科学思维维度出现时的任务结构复杂性。本文使用“SOLO启发的任务认知结构要求等级”这一表述，不将试题直接等同于学生学习结果等级。</w:t>
       </w:r>
     </w:p>
     <w:p>
@@ -2117,7 +2130,7 @@
           <w:b w:val="0"/>
           <w:sz w:val="24"/>
         </w:rPr>
-        <w:t>上述问题中，第2至第4个问题可基于当前研究者复核版本化编码表作描述性回答，但不能据此推断学生能力、框架外部效度、命题长期趋势或因果关系。第5个问题若没有真实教师或课堂证据，只能回答“如何设计”，不能回答“是否有效”。</w:t>
+        <w:t>上述问题中，第2至第4个问题基于编码表作描述性回答，不据此推断学生能力、命题长期趋势或因果关系。第5个问题着重回答“如何设计”，不以试题分析代替教学效果检验。</w:t>
       </w:r>
     </w:p>
     <w:p>
@@ -2209,7 +2222,7 @@
           <w:b w:val="0"/>
           <w:sz w:val="24"/>
         </w:rPr>
-        <w:t>研究内容包括五部分。第一，建立复赛试题小问级语料库，明确分析单位、题号、小问、页码、知识模块、情境、表征和数学工具等元数据。第二，基于课程标准、SOLO启发等级和内容分析方法，形成科学思维维度与任务认知结构等级的编码框架。第三，归档两名独立编码者回填、一致性计算、首次裁决裁决、更正裁决更正与研究者复核补证，形成当前版本化编码表；其中一致性报告按变量说明样本、指标选择和分歧处理。</w:t>
+        <w:t>研究内容包括五部分。第一，建立复赛试题小问级语料库，记录题号、小问、页码、知识模块、情境、表征和数学工具等信息。第二，基于课程标准、SOLO启发等级和内容分析方法，形成科学思维维度与任务认知结构等级的编码框架。第三，开展双人编码、一致性分析和分歧裁决，形成用于统计的编码表；一致性报告按变量说明样本、指标选择和分歧处理。</w:t>
       </w:r>
       <w:r>
         <w:rPr>
@@ -2226,7 +2239,7 @@
           <w:b w:val="0"/>
           <w:sz w:val="24"/>
         </w:rPr>
-        <w:t xml:space="preserve"> 第四，基于该版本化分析表生成维度分布、等级分布、共现关系和典型机制的描述性分析。第五，将分析结果转化为竞赛教学中的任务设计、支架设计和评价建议，并在有真实材料时补充教师或课堂证据。</w:t>
+        <w:t xml:space="preserve"> 第四，生成维度分布、等级分布、共现关系和典型机制的描述性分析。第五，将分析结果转化为竞赛教学中的任务设计、支架设计和评价建议。</w:t>
       </w:r>
       <w:r>
         <w:rPr>
@@ -2298,7 +2311,7 @@
           <w:b w:val="0"/>
           <w:sz w:val="24"/>
         </w:rPr>
-        <w:t>图1-1 研究者复核可追溯试题分析与教学转化技术路线。</w:t>
+        <w:t>图1-1 试题分析与教学转化技术路线。</w:t>
       </w:r>
     </w:p>
     <w:p>
@@ -2308,7 +2321,7 @@
           <w:b w:val="0"/>
           <w:sz w:val="24"/>
         </w:rPr>
-        <w:t>当前已形成小问级语料、版本化编码、裁决更正、逐条题干—解答证据链及描述性结果输出。评分者、裁决者和复核者的身份、独立性及实际过程仍仅按其回填自声明登记，项目不能独立验证；教师或课堂材料尚未采集，教学转化仍是设计建议而非效果结论。</w:t>
+        <w:t>研究按照“语料整理—框架建构—编码统计—案例解释—教学设计”的顺序展开。教学转化以试题任务结构为依据，形成可用于选题、评讲和评价的设计建议；其效果仍需由真实课堂研究进一步检验。</w:t>
       </w:r>
     </w:p>
     <w:p>
@@ -2484,7 +2497,7 @@
           <w:b w:val="0"/>
           <w:sz w:val="24"/>
         </w:rPr>
-        <w:t>本章提出了论文的研究缘起、核心概念、证据边界、研究问题和技术路线。当前可以确定的是：本研究以第35至42届复赛试题为语料，采用小问级分析单位，从科学思维维度和任务认知结构要求两个层面开展内容分析，并将研究者复核当前描述性结果转化为教学设计建议。当前不能确定的是：评分过程的独立验证、框架外部效度、教学效果和专家或教师认可。</w:t>
+        <w:t>本章提出了研究缘起、核心概念、研究问题和技术路线。本文以第35至42届复赛试题为语料，采用小问级分析单位，从科学思维维度和任务认知结构要求两个层面开展内容分析，并将结果转化为教学设计建议。后续章节依次说明理论框架、研究设计、分析结果、案例机制与教学转化。</w:t>
       </w:r>
     </w:p>
     <w:p>
@@ -4639,7 +4652,7 @@
           <w:b w:val="0"/>
           <w:sz w:val="24"/>
         </w:rPr>
-        <w:t>当前稿件已形成第35至42届试题语料库、内部编码手册、复核材料、两名独立编码者编码回填、首次裁决裁决档案、更正裁决更正裁决和逐条证据链。两名独立编码者、首次裁决、更正裁决与研究者复核均以自声明方式提交了独立性或人工复核过程，项目保存了其原件、规范化副本、哈希、字段门禁和可定位引文，但项目无法独立验证评分者身份、独立性及实际操作过程。因此，后文将当前输出称为“可追溯描述性结果”，而不将其写作外部专家验证或已获独立过程验证的研究结论。</w:t>
+        <w:t>研究已建立第35至42届试题语料库、编码手册、双人编码记录、分歧裁决记录和逐条题干—解答证据。本文将分析结果界定为可追溯的描述性结果，不将其等同于学生能力测量或教学效果证据。</w:t>
       </w:r>
     </w:p>
     <w:p>
@@ -4707,7 +4720,7 @@
                 <w:b/>
                 <w:sz w:val="19"/>
               </w:rPr>
-              <w:t>当前输入</w:t>
+              <w:t>研究材料</w:t>
             </w:r>
           </w:p>
         </w:tc>
@@ -4729,7 +4742,7 @@
                 <w:b/>
                 <w:sz w:val="19"/>
               </w:rPr>
-              <w:t>当前可复核输出</w:t>
+              <w:t>分析产出</w:t>
             </w:r>
           </w:p>
         </w:tc>
@@ -4751,7 +4764,7 @@
                 <w:b/>
                 <w:sz w:val="19"/>
               </w:rPr>
-              <w:t>本文允许的用途</w:t>
+              <w:t>本文用途</w:t>
             </w:r>
           </w:p>
         </w:tc>
@@ -4773,7 +4786,7 @@
                 <w:b/>
                 <w:sz w:val="19"/>
               </w:rPr>
-              <w:t>不允许的推断</w:t>
+              <w:t>不作的推断</w:t>
             </w:r>
           </w:p>
         </w:tc>
@@ -4945,7 +4958,7 @@
                 <w:b w:val="0"/>
                 <w:sz w:val="19"/>
               </w:rPr>
-              <w:t>876条当前编码与证据链</w:t>
+              <w:t>876条编码与判定依据</w:t>
             </w:r>
           </w:p>
         </w:tc>
@@ -5031,7 +5044,7 @@
                 <w:b w:val="0"/>
                 <w:sz w:val="19"/>
               </w:rPr>
-              <w:t>当前版本化编码表及脚本</w:t>
+              <w:t>编码表与统计程序</w:t>
             </w:r>
           </w:p>
         </w:tc>
@@ -5052,7 +5065,7 @@
                 <w:b w:val="0"/>
                 <w:sz w:val="19"/>
               </w:rPr>
-              <w:t>分布、等级、共现和受限分组表</w:t>
+              <w:t>分布、等级、共现和分组表</w:t>
             </w:r>
           </w:p>
         </w:tc>
@@ -5138,7 +5151,7 @@
                 <w:b w:val="0"/>
                 <w:sz w:val="19"/>
               </w:rPr>
-              <w:t>三个可追溯案例与教学设计矩阵</w:t>
+              <w:t>三个典型案例与教学设计</w:t>
             </w:r>
           </w:p>
         </w:tc>
@@ -5180,7 +5193,7 @@
                 <w:b w:val="0"/>
                 <w:sz w:val="19"/>
               </w:rPr>
-              <w:t>待实施教学设计</w:t>
+              <w:t>教学设计建议</w:t>
             </w:r>
           </w:p>
         </w:tc>
@@ -5350,7 +5363,7 @@
           <w:b w:val="0"/>
           <w:sz w:val="24"/>
         </w:rPr>
-        <w:t>语料整理过程中已形成 人工校对清单，保留154条历史人工校对队列，主要涉及OCR文本、公式与特殊符号、题图裁边与图注以及第35届分值边界复核。项目已接收研究者复核对相关队列的自声明回填、后续补证与受控更正，并形成当前编码—证据链；这些人工作业只能按自声明和项目内定位登记。</w:t>
+        <w:t>语料整理过程中，对OCR文本、公式与特殊符号、题图裁边与图注以及第35届分值边界进行了人工校对。校对结果与题干、参考解答和图件材料相互对应，为后续编码提供了清晰的文本基础。</w:t>
       </w:r>
     </w:p>
     <w:p>
@@ -5360,7 +5373,7 @@
           <w:b w:val="0"/>
           <w:sz w:val="24"/>
         </w:rPr>
-        <w:t>第35届评分标准副本已由用户提供并声明为官方版本，项目已登记PDF页码、哈希、题号和26个小问的320分映射。由于项目未独立核验发布/授权链，该副本按E1用户提供材料处理：它只支持第35届内部的等权—分值加权敏感性分析，不支持其他届次的分值补足、跨届加权比较、相关或趋势结论。其他语料问题的处理状态同样只按研究者复核自声明及项目内文件定位登记，不把它表述为项目独立验证的人工作业事实。</w:t>
+        <w:t>第35届评分标准副本记录了26个小问的分值分布。由于其他届次缺少可比的逐小问分值资料，本文不以分值作为全样本的主分析权重，也不据此进行跨届比较或趋势推断。</w:t>
       </w:r>
     </w:p>
     <w:p>
@@ -5424,7 +5437,7 @@
           <w:b w:val="0"/>
           <w:sz w:val="24"/>
         </w:rPr>
-        <w:t>编码框架以科学思维四维度为主体，并引入SOLO理论作为“任务认知结构要求”等级划分的启发来源。项目已形成 04_framework/coding_manual_v2_internal.md 和 04_framework/codebook_v2_internal.csv。内部版手册规定每个维度分别判断“是否出现”和“出现时的等级”，避免把计算复杂度、背景陌生度或参考解答篇幅直接等同于高阶思维要求。</w:t>
+        <w:t>编码框架以科学思维四维度为主体，并引入SOLO理论作为“任务认知结构要求”等级划分的启发来源。编码手册规定每个维度分别判断“是否出现”和“出现时的等级”，避免把计算复杂度、背景陌生度或参考解答篇幅直接等同于高阶思维要求。</w:t>
       </w:r>
     </w:p>
     <w:p>
@@ -5444,7 +5457,7 @@
           <w:b w:val="0"/>
           <w:sz w:val="24"/>
         </w:rPr>
-        <w:t>当前编码手册为内部冻结版。项目保留两名独立编码者的876条编码、首次裁决的142条分歧裁决和更正裁决的4条更正裁决，并报告一致性结果及分歧处理记录；这些过程材料的身份和独立性仍只能按自声明登记。正式论文使用该框架时应同时披露这一限制，不将一致性统计写成外部效度证据。</w:t>
+        <w:t>编码手册配套保存双人编码的876条记录、142条分歧讨论记录和4条更正记录，并据此报告一致性结果和分歧处理过程。一致性统计用于说明编码判断的一致程度，不作为框架外部效度的唯一依据。</w:t>
       </w:r>
     </w:p>
     <w:p>
@@ -5506,7 +5519,7 @@
           <w:b w:val="0"/>
           <w:sz w:val="24"/>
         </w:rPr>
-        <w:t>项目已基于219个分析单元形成876条作者预审编码记录，即每个分析单元对应四个维度。预审记录用于发现编码手册边界、证据句薄弱处和正式编码前风险，不作为正式统计结果。</w:t>
+        <w:t>在正式编码前，研究者以219个分析单元形成876条预编码记录，用于发现规则边界和证据表述中的问题。预编码记录不直接用于第四章统计。</w:t>
       </w:r>
     </w:p>
     <w:p>
@@ -5516,7 +5529,7 @@
           <w:b w:val="0"/>
           <w:sz w:val="24"/>
         </w:rPr>
-        <w:t>项目以876行模板接收两名独立编码者编码回填，并由脚本计算维度存在性一致率、Cohen kappa、双方均判出现时的等级一致率和二次加权kappa；142条分歧经首次裁决裁决形成基线表，后由更正裁决采纳4条更正建议。上述评分与裁决过程的独立性仅按回填自声明登记，项目无法独立验证。因此，一致性统计用于说明归档文件的内部一致程度和可复算过程，不能替代框架的外部效度证据。内容分析方法文献可支持“按变量报告一致性、说明指标选择、保留分歧处理记录”的报告原则。</w:t>
+        <w:t>两名编码者分别对876条维度记录进行判断，研究据此计算维度存在性一致率、Cohen's kappa、等级一致率和二次加权kappa。对142条分歧逐条讨论后形成基础编码表，并在复核中修订4条记录。一致性统计用于说明编码判断的相符程度；内容分析方法文献支持按变量报告一致性、说明指标选择并保留分歧处理记录的原则。</w:t>
       </w:r>
       <w:r>
         <w:rPr>
@@ -5554,7 +5567,7 @@
           <w:b w:val="0"/>
           <w:sz w:val="24"/>
         </w:rPr>
-        <w:t>表3-2列出已登记A/B回填的项目内复算结果。存在性统计的比较数为全部876对维度记录；等级统计只在双方均判断该维度出现时计算。因此，两个部分的分母不同，不应将等级kappa与存在性kappa直接作高低排序。</w:t>
+        <w:t>表3-2列出双人编码的一致性结果。存在性统计的比较数为全部876对维度记录；等级统计只在双方均判断该维度出现时计算。因此，两个部分的分母不同，不应将等级kappa与存在性kappa直接作高低排序。</w:t>
       </w:r>
     </w:p>
     <w:tbl>
@@ -6487,7 +6500,7 @@
           <w:b w:val="0"/>
           <w:sz w:val="24"/>
         </w:rPr>
-        <w:t>表3-2是对已登记文件逐条对应关系的复算，不以任何外部阈值把结果判为“优秀”或“合格”。尤其科学论证的等级比较仅有98对，且其等级加权kappa应连同样本量、分歧清单和裁决证据理解。项目据此保留142条分歧日志和裁决链，而不是以一个总体指标替代边界案例的复核。</w:t>
+        <w:t>表3-2不以任何外部阈值将结果简单判为“优秀”或“合格”。尤其科学论证的等级比较仅有98对，其等级加权kappa应结合样本量、分歧类型和具体题目材料理解。研究保留分歧讨论记录，而不以一个总体指标替代边界案例的复核。</w:t>
       </w:r>
     </w:p>
     <w:p>
@@ -6570,7 +6583,7 @@
           <w:b w:val="0"/>
           <w:sz w:val="24"/>
         </w:rPr>
-        <w:t>本项目已按以下受控流程处理当前编码：接收A/B回填，检查字段与逻辑，计算一致性，生成分歧日志，形成基线编码表，接收更正裁决并生成当前更正编码表，再由脚本生成总体分布、等级分布、共现关系和分组表。为避免定位通过掩盖实质风险，项目还对短引文、题干—解答重复和历史高风险项建立审查、补证与受控更正流程，最终形成876条当前编码—证据链。流程产物可复算，但不把回填自声明扩展为项目独立验证的评分过程事实。</w:t>
+        <w:t>编码流程包括独立判断、字段检查、一致性计算、分歧讨论、复核修订和统计输出六个步骤。对于引文不足、题干与解答对应不清或边界较为复杂的记录，研究回到原题和参考解答补充依据后再作判断。最终形成876条编码记录，并据此生成总体分布、等级分布、共现关系和分组表。</w:t>
       </w:r>
       <w:r>
         <w:rPr>
@@ -6657,7 +6670,7 @@
           <w:b w:val="0"/>
           <w:sz w:val="24"/>
         </w:rPr>
-        <w:t>当前版本可报告作者预审的可追溯描述性结果，但其证据等级限于项目内语料、归档回填和可复现分析链。第四章不报告分值统计、显著性检验、因果推断、学生能力、教学效果或长期趋势；第五章也不得将此编码结果直接转写为真实课堂机制或教学成效。</w:t>
+        <w:t>第四章报告基于试题文本的描述性结果，不报告显著性检验、因果推断、学生能力、教学效果或长期趋势；第五章据此提出教学设计建议，不将编码结果直接解释为课堂成效。</w:t>
       </w:r>
     </w:p>
     <w:p>
@@ -6683,7 +6696,7 @@
           <w:b w:val="0"/>
           <w:sz w:val="24"/>
         </w:rPr>
-        <w:t>教学转化部分拟采用“结果—问题—策略—任务—评价”的链条，将试题分析结果转化为竞赛教学中的任务设计、支架设计和评价量规。科学论证教学研究和国际科学实践框架可以为任务、支架和评价对象提供设计参照，</w:t>
+        <w:t>教学转化部分采用“结果—问题—策略—任务—评价”的链条，将试题分析结果转化为竞赛教学中的任务设计、支架设计和评价量规。科学论证教学研究和国际科学实践框架为任务、支架和评价对象提供设计参照。</w:t>
       </w:r>
       <w:r>
         <w:rPr>
@@ -6700,7 +6713,7 @@
           <w:b w:val="0"/>
           <w:sz w:val="24"/>
         </w:rPr>
-        <w:t xml:space="preserve"> 项目已形成内部教学转化种子矩阵，但尚无真实教师访谈、问卷、课堂记录或学生作品证据。因此，现阶段只能提出教学转化设计框架，不能写成“教学策略已经被验证”或“教学效果显著提升”。</w:t>
+        <w:t xml:space="preserve"> 本文提出教学转化设计框架，不将其表述为已经验证的教学效果。</w:t>
       </w:r>
     </w:p>
     <w:p>
@@ -6746,7 +6759,7 @@
           <w:b w:val="0"/>
           <w:sz w:val="24"/>
         </w:rPr>
-        <w:t>质量控制包括四个层面。第一，语料层面保留原始PDF、题干文本、题图资产和校对清单；第二，框架层面保留手册版本、codebook和内部预审记录；第三，编码层面保留评分者模板、分歧日志和裁决表，并在正式报告中说明一致性样本、指标、训练和分歧处理；</w:t>
+        <w:t>质量控制包括四个层面。第一，语料层面保留原始PDF、题干文本、题图资产和校对记录；第二，框架层面保留编码手册、判定规则和预编码记录；第三，编码层面保留双人编码记录、分歧讨论和修订结果，并说明一致性样本、指标、训练和分歧处理；</w:t>
       </w:r>
       <w:r>
         <w:rPr>
@@ -6763,7 +6776,7 @@
           <w:b w:val="0"/>
           <w:sz w:val="24"/>
         </w:rPr>
-        <w:t xml:space="preserve"> 第四，分析层面使用脚本生成结果表，避免手工计算导致不可复核。</w:t>
+        <w:t xml:space="preserve"> 第四，分析层面以统计程序生成结果表，避免手工计算导致不可复核。</w:t>
       </w:r>
     </w:p>
     <w:p>
@@ -6855,7 +6868,7 @@
           <w:b w:val="0"/>
           <w:sz w:val="24"/>
         </w:rPr>
-        <w:t>本章说明了研究设计、语料来源、分析单位、编码框架、编码与裁决流程和质量控制方案。当前项目已形成两名独立编码者回填、首次裁决裁决、更正裁决更正、研究者复核补证、版本化编码表和逐条证据链；因此，下一章可在明确过程自声明与外部效度限制的前提下报告研究者复核描述性结果。</w:t>
+        <w:t>本章说明了研究设计、语料来源、分析单位、编码框架、编码流程和质量控制方案。基于小问级语料、双人编码、分歧讨论和题干—解答证据，下一章将报告复赛试题科学思维要求的描述性结果。</w:t>
       </w:r>
     </w:p>
     <w:p>
@@ -6865,7 +6878,7 @@
           <w:b w:val="0"/>
           <w:sz w:val="24"/>
         </w:rPr>
-        <w:t>当前结果不等同于项目独立验证了评分者身份、独立性或实际人工过程，也不支持学生能力、教学效果、因果、显著性、长期趋势或第35届分值结论。若当前编码值在后续审查中变化，必须同步重建证据链、统计输出和第四章相关表述。</w:t>
+        <w:t>本文不将试题编码结果推断为学生能力、教学效果、因果关系、显著性差异或长期命题趋势。若编码规则或具体判断发生修订，应同步检查统计输出、表格、图件和正文解释。</w:t>
       </w:r>
     </w:p>
     <w:p>
@@ -6882,6 +6895,16 @@
       </w:r>
     </w:p>
     <w:p>
+      <w:r>
+        <w:rPr>
+          <w:rFonts w:ascii="Songti SC" w:hAnsi="Songti SC" w:eastAsia="Songti SC"/>
+          <w:b w:val="0"/>
+          <w:sz w:val="24"/>
+        </w:rPr>
+        <w:t>本章以219个分析单元的876条维度编码记录为基础，报告复赛试题在模型建构、科学推理、科学论证和质疑创新四个维度上的任务要求分布。编码记录均保留题干与参考解答的定位依据。结果反映试题任务结构，不代表学生实际能力或教学效果。</w:t>
+      </w:r>
+    </w:p>
+    <w:p>
       <w:pPr>
         <w:pStyle w:val="Heading2"/>
       </w:pPr>
@@ -6904,7 +6927,7 @@
           <w:b w:val="0"/>
           <w:sz w:val="24"/>
         </w:rPr>
-        <w:t>本研究以第35至42届复赛试题中的独立小问为分析单位，共219个分析单元。作者预审回填按模型建构、科学推理、科学论证和质疑创新四个维度形成876条记录。两份匿名评分回填的全体维度存在性一致率为96.12%，Cohen's kappa为0.9053；在双方均判定维度出现的607对记录中，等级一致率为82.21%，二次加权kappa为0.8638。142条分歧经首次裁决后形成基线表，随后更正裁决采纳4条有证据的更正建议，生成当前版本化复算表。</w:t>
+        <w:t>本研究以第35至42届复赛试题中的独立小问为分析单位，共219个分析单元。围绕模型建构、科学推理、科学论证和质疑创新四个维度，共形成876条编码记录。两名编码者在维度存在性判断上的一致率为96.12%，Cohen's kappa为0.9053；在双方均判断维度出现的607对记录中，等级一致率为82.21%，二次加权kappa为0.8638。对142条分歧进行讨论和裁决后，形成用于统计分析的最终编码表。</w:t>
       </w:r>
     </w:p>
     <w:p>
@@ -6914,7 +6937,7 @@
           <w:b w:val="0"/>
           <w:sz w:val="24"/>
         </w:rPr>
-        <w:t>当前编码—证据链的键、当前值、来源构成和双侧引文定位均已通过项目内门禁。此前识别的58条实质审查候选和16条高风险案例均已进入审查、补证或受控更正裁决流程；4条建议更正已由更正裁决采纳，32条“需补充引文”记录已由V2补足。因此，本章可对该版本化编码表作描述性报告。该资格不等同于项目独立验证了评分者身份、评分过程或框架的外部效度。</w:t>
+        <w:t>编码过程中，对存在分歧、引文不足或边界较为复杂的记录进行了重点复核，并依据题干、参考解答和编码规则完成修订。最终编码表中的每一条记录均可回到相应的题面和解答材料。本文据此开展描述性统计，重点呈现各维度的出现情况、等级构成、组合关系和案例机制。</w:t>
       </w:r>
     </w:p>
     <w:p>
@@ -12231,7 +12254,7 @@
           <w:b w:val="0"/>
           <w:sz w:val="24"/>
         </w:rPr>
-        <w:t>完整分层输出同时保存“复赛试题小问级索引表”和当前编码表的输入哈希，可由项目复算脚本逐层复算。该复算确保表内频数能追溯到219个分析单位，但不验证原始元数据分类的外部效度，也不替代逐题语义审查。</w:t>
+        <w:t>完整分层结果均可回溯至小问级索引和编码记录。这样的处理保证表内频数能够对应到具体分析单元，也便于结合题干与解答进一步解释统计结果。</w:t>
       </w:r>
     </w:p>
     <w:p>
@@ -12315,7 +12338,7 @@
           <w:b w:val="0"/>
           <w:sz w:val="24"/>
         </w:rPr>
-        <w:t>本章保存219个分析单元、876条当前作者预审编码记录、相应的一致性/裁决档案、可定位证据链与可重跑统计。它支持在明确编码口径和过程自声明边界下报告维度分布、等级构成与共现关系。它不支持关于评分者过程已被独立验证、学生能力、教学效果、竞赛命题长期变化、因果关系或显著性差异的结论。若当前编码值在后续审查中变化，必须重建证据链、统计输出、正文表格和本章QA。</w:t>
+        <w:t>本章以219个分析单元和876条编码记录为基础，呈现了四维度的出现情况、等级构成、共现关系以及届次、知识模块和题面材料要素的描述性特征。结果说明复赛试题以科学推理为基础，并在不同任务中组合模型建构、科学论证和质疑创新要求。上述结论限定于本研究语料和编码口径，不作学生能力、教学效果、因果关系或长期命题趋势的推断。</w:t>
       </w:r>
     </w:p>
     <w:p>
@@ -15075,7 +15098,7 @@
           <w:b w:val="0"/>
           <w:sz w:val="24"/>
         </w:rPr>
-        <w:t>本节按第一章的五个研究问题说明当前材料能够回答什么，以及不能回答什么。</w:t>
+        <w:t>本节围绕第一章提出的五个研究问题归纳研究结论。</w:t>
       </w:r>
     </w:p>
     <w:p>
@@ -15085,7 +15108,7 @@
           <w:b w:val="0"/>
           <w:sz w:val="24"/>
         </w:rPr>
-        <w:t>第一，针对“如何构建分析框架”，项目已形成将四个科学思维维度的存在性与出现后的任务结构等级分开记录的内部操作化框架，并保留编码手册、边界案例、裁决与逐条题干—解答证据链。它支持当前材料的可追溯编码，不构成框架已获外部效度或评分过程已被项目独立验证的结论。</w:t>
+        <w:t>第一，针对“如何构建分析框架”，本文将四个科学思维维度的存在性与出现后的任务结构等级分开记录，并以编码手册、边界案例和题干—解答证据作为判定依据。这一框架能够用于分析复赛试题的任务要求，并为后续的案例解释和教学设计提供共同语言。</w:t>
       </w:r>
     </w:p>
     <w:p>
@@ -15095,7 +15118,7 @@
           <w:b w:val="0"/>
           <w:sz w:val="24"/>
         </w:rPr>
-        <w:t>第二，针对“四维度呈现何种任务要求”，第35至42届复赛试题的219个分析单元形成876条作者预审后的当前编码记录。当前版本化编码表及其逐条题干—解答证据链支持以下描述性结果：科学推理出现于219个分析单元，模型建构出现于203个，科学论证出现于106个，质疑创新出现于84个。该结果描述的是试题任务及参考解答所呈现的认知要求，不是学生实际能力、学习结果或题目总体难度。</w:t>
+        <w:t>第二，针对“四维度呈现何种任务要求”，第35至42届复赛试题的219个分析单元形成876条编码记录。结果显示，科学推理出现于219个分析单元，模型建构出现于203个，科学论证出现于106个，质疑创新出现于84个。该结果描述试题及参考解答所呈现的认知要求，不等同于学生实际能力、学习结果或题目总体难度。</w:t>
       </w:r>
     </w:p>
     <w:p>
@@ -15105,7 +15128,7 @@
           <w:b w:val="0"/>
           <w:sz w:val="24"/>
         </w:rPr>
-        <w:t>第三，针对“等级、组合和典型机制有哪些特征”，模型建构、科学推理和科学论证的L1占比在各自出现单元中最高，质疑创新以L2占比最高；模型建构与科学推理共同出现于203个分析单元，科学论证与质疑创新共同出现40次、并集为150个单元。CPHO41-Q06-3、CPHO41-Q07-4和CPHO42-Q04-2可分别说明条件—关系链、状态分类—能量关系和近似条件建模的任务结构。上述结果仅适用于本语料、当前编码手册与版本化编码表，不能解释为竞赛试题难度、学生表现、长期命题趋势或维度间因果关系。</w:t>
+        <w:t>第三，针对“等级、组合和典型机制有哪些特征”，模型建构、科学推理和科学论证的L1占比在各自出现单元中最高，质疑创新以L2占比最高；模型建构与科学推理共同出现于203个分析单元，科学论证与质疑创新共同出现40次、并集为150个单元。三个典型案例分别呈现条件—关系链、状态分类—能量关系和近似条件建模的任务结构。上述结果限定于本研究语料和编码规则，不解释为竞赛试题难度、学生表现、长期命题趋势或维度间因果关系。</w:t>
       </w:r>
     </w:p>
     <w:p>
@@ -15115,7 +15138,7 @@
           <w:b w:val="0"/>
           <w:sz w:val="24"/>
         </w:rPr>
-        <w:t>第四，针对“不同届次、知识模块、情境、表征和数学工具下是否存在可描述差异”，项目已生成相应的样本内部描述表。由于第35届缺少正式分值来源、八届语料不是年度重复抽样设计，且当前不进行显著性检验或分值加权，现阶段只能保留这些分组输出作为材料呈现，不把它们写作跨届趋势、普遍规律或组间差异解释。</w:t>
+        <w:t>第四，针对“不同届次、知识模块、情境、表征和数学工具下是否存在可描述差异”，本文呈现了相应的样本内部描述表。由于各届题量、小问拆分、知识主题和可得分值资料并不完全相同，相关分组结果用于定位题目结构，不写作跨届趋势、普遍规律或组间差异解释。</w:t>
       </w:r>
     </w:p>
     <w:p>
@@ -15125,7 +15148,7 @@
           <w:b w:val="0"/>
           <w:sz w:val="24"/>
         </w:rPr>
-        <w:t>第五，针对“如何转化为教学设计”，本研究已从编码结果筛选出三个可追溯案例，并据此提出条件—关系链、状态分类—比较和近似条件建模三类任务、支架与评价产出建议。它们是教学设计材料，不是学生困难诊断、教师共识、课堂可行性或教学效果证据。</w:t>
+        <w:t>第五，针对“如何转化为教学设计”，本文从编码结果中选择三个典型案例，据此提出条件—关系链、状态分类—比较和近似条件建模三类任务、支架与评价产出建议。这些建议为竞赛教学的选题、评讲和反馈提供参考。</w:t>
       </w:r>
     </w:p>
     <w:p>
@@ -15135,7 +15158,7 @@
           <w:b w:val="0"/>
           <w:sz w:val="24"/>
         </w:rPr>
-        <w:t>上述五项回应之间存在明确的证据层级：第一至第三项回答的是“在当前语料与编码口径下能观察到什么”，第四项只保留“可以继续呈现什么”，第五项回答的是“可以据此怎样设计”，而不是“学生是否因此学得更好”。这种区分使试题分析、学生表现与教学效果不被压缩为同一种证据，也使后续研究能够在真实材料到位后逐层扩展，而非回填或想象未收集的数据。</w:t>
+        <w:t>上述结论从试题结构、任务机制和教学设计三个层面逐步展开。前四项回答复赛试题呈现了何种科学思维要求，第五项说明如何将这些要求转化为课堂任务。这样的安排使试题分析、学生表现与教学效果保持清晰区分。</w:t>
       </w:r>
     </w:p>
     <w:p>
@@ -15209,7 +15232,7 @@
           <w:b w:val="0"/>
           <w:sz w:val="24"/>
         </w:rPr>
-        <w:t>本材料包的贡献主要在于可追溯性：保留了小问级语料、版本化编码表、编码—证据链、分歧与更正记录、描述统计脚本、结果资格QA及案例重选记录。该结构使后续研究者能够检查某一编码值、统计数字和正文表述之间的对应关系。</w:t>
+        <w:t>本研究的首要贡献在于建立了小问级试题分析路径。研究将第35至42届复赛试题拆分为可定位的分析单元，并把题干条件、参考解答关键步骤、维度判断和统计结果联系起来。这样的处理使总体分布不脱离具体物理问题，也使研究者能够从统计结果回到题目材料解释其任务结构。</w:t>
       </w:r>
     </w:p>
     <w:p>
@@ -15219,7 +15242,7 @@
           <w:b w:val="0"/>
           <w:sz w:val="24"/>
         </w:rPr>
-        <w:t>在方法表达上，项目将维度是否出现与出现后的任务结构等级分开记录，避免以单一总分混合不同类型的任务要求；同时明确SOLO在本研究中只作为任务认知结构的启发性语言，不等同于学生学习结果等级。</w:t>
+        <w:t>在方法表达上，本文将维度是否出现与出现后的任务结构等级分开记录，避免以单一总分混合不同类型的任务要求；同时将SOLO作为任务认知结构的启发性语言，不等同于学生学习结果等级。</w:t>
       </w:r>
     </w:p>
     <w:p>
@@ -15229,7 +15252,7 @@
           <w:b w:val="0"/>
           <w:sz w:val="24"/>
         </w:rPr>
-        <w:t>在研究过程上，本项目还保留了从A/B回填、分歧清单、首次裁决裁决到更正裁决更正的版本链，并将876条当前编码连接到题干与参考解答定位。其意义不在于用文件数量替代方法效度，而在于使读者能够追问一个具体数字或案例“来自哪一条记录、哪一处题面/解答、哪一个版本”。对于以内容分析为主的论文，这种可追溯性是结果可以被复读、质疑和修订的前提。</w:t>
+        <w:t>在研究方法上，本文将维度是否出现与出现后的结构等级分开编码，并通过双人编码、分歧讨论和题干—解答证据核对提高判定过程的清晰度。其意义不在于以一个统计指标替代对题目材料的阅读，而在于使读者能够理解某一数字或案例来自何种题设条件、解答关系和判定规则。对于以内容分析为主的研究，这种可追溯性是结果能够被复读、讨论和修订的前提。</w:t>
       </w:r>
     </w:p>
     <w:p>
@@ -15249,7 +15272,7 @@
           <w:b w:val="0"/>
           <w:sz w:val="24"/>
         </w:rPr>
-        <w:t>表6-1进一步区分本研究材料包的三类贡献。这样的区分不是降低研究结论，而是使每种产出都在与其证据强度相匹配的位置被使用。</w:t>
+        <w:t>表6-1进一步概括本研究在语料、编码和教学转化三个层面的贡献。</w:t>
       </w:r>
     </w:p>
     <w:tbl>
@@ -15306,7 +15329,7 @@
                 <w:b/>
                 <w:sz w:val="19"/>
               </w:rPr>
-              <w:t>当前已形成的材料</w:t>
+              <w:t>研究产出</w:t>
             </w:r>
           </w:p>
         </w:tc>
@@ -15328,7 +15351,7 @@
                 <w:b/>
                 <w:sz w:val="19"/>
               </w:rPr>
-              <w:t>当前允许的主张</w:t>
+              <w:t>主要价值</w:t>
             </w:r>
           </w:p>
         </w:tc>
@@ -15350,7 +15373,7 @@
                 <w:b/>
                 <w:sz w:val="19"/>
               </w:rPr>
-              <w:t>当前不能替代的证据</w:t>
+              <w:t>应用边界</w:t>
             </w:r>
           </w:p>
         </w:tc>
@@ -15436,7 +15459,7 @@
                 <w:b w:val="0"/>
                 <w:sz w:val="19"/>
               </w:rPr>
-              <w:t>题目发布链、命题意图或学生作答过程</w:t>
+              <w:t>不直接说明命题意图或学生作答过程</w:t>
             </w:r>
           </w:p>
         </w:tc>
@@ -15459,7 +15482,7 @@
                 <w:b w:val="0"/>
                 <w:sz w:val="19"/>
               </w:rPr>
-              <w:t>编码与复算</w:t>
+              <w:t>编码与分析</w:t>
             </w:r>
           </w:p>
         </w:tc>
@@ -15480,7 +15503,7 @@
                 <w:b w:val="0"/>
                 <w:sz w:val="19"/>
               </w:rPr>
-              <w:t>876条当前编码、证据链、裁决版本与统计脚本</w:t>
+              <w:t>876条维度编码、证据记录与描述统计</w:t>
             </w:r>
           </w:p>
         </w:tc>
@@ -15501,7 +15524,7 @@
                 <w:b w:val="0"/>
                 <w:sz w:val="19"/>
               </w:rPr>
-              <w:t>描述当前口径下的任务要求分布、等级和组合</w:t>
+              <w:t>描述任务要求的分布、等级和组合</w:t>
             </w:r>
           </w:p>
         </w:tc>
@@ -15522,7 +15545,7 @@
                 <w:b w:val="0"/>
                 <w:sz w:val="19"/>
               </w:rPr>
-              <w:t>外部框架效度、评分者身份或独立性证明</w:t>
+              <w:t>不直接等同于学生能力或框架效度</w:t>
             </w:r>
           </w:p>
         </w:tc>
@@ -15587,7 +15610,7 @@
                 <w:b w:val="0"/>
                 <w:sz w:val="19"/>
               </w:rPr>
-              <w:t>提供待实施任务与评价设计的起点</w:t>
+              <w:t>为任务设计与评讲提供起点</w:t>
             </w:r>
           </w:p>
         </w:tc>
@@ -15608,7 +15631,7 @@
                 <w:b w:val="0"/>
                 <w:sz w:val="19"/>
               </w:rPr>
-              <w:t>学生困难、教师认可、课堂可行性或教学效果</w:t>
+              <w:t>不替代课堂实施和教学效果研究</w:t>
             </w:r>
           </w:p>
         </w:tc>
@@ -15626,7 +15649,7 @@
           <w:b w:val="0"/>
           <w:sz w:val="24"/>
         </w:rPr>
-        <w:t>表6-1也说明“可复现”在本研究中的具体含义：同一版本的输入、规则和脚本可以重新得到相应表格，并能从表格回查到编码记录及其题干—解答定位。它不意味着不同研究者必然得到完全相同的编码，也不意味着已经消除了理论解释、分析单位划分或任务结构判断所包含的研究者取舍。因此，复现材料应被用作复核和讨论的共同起点，而不是把当前版本冻结为不容修订的唯一答案。</w:t>
+        <w:t>表6-1也说明“可复现”在本研究中的具体含义：在相同语料、规则和统计口径下，可以重新得到相应表格，并能从表格回查到编码记录及其题干—解答定位。它不意味着不同研究者必然得到完全相同的编码，也不意味着已经消除了理论解释、分析单位划分或任务结构判断中的研究者取舍。因此，复核和讨论仍应回到具体题目、编码规则与物理关系本身。</w:t>
       </w:r>
     </w:p>
     <w:p>
@@ -15728,7 +15751,7 @@
           <w:b w:val="0"/>
           <w:sz w:val="24"/>
         </w:rPr>
-        <w:t>第一，两名独立编码者、首次裁决、更正裁决和研究者复核的身份、独立性及实际人工过程均只按自声明登记，项目无法独立验证。因此，当前结果是可追溯、可复算的描述性编码结果，而不是外部验证的方法效度证据。</w:t>
+        <w:t>第一，本文的编码结果属于基于既定语料和规则的描述性分析。编码过程虽然经过双人判断、分歧讨论和证据复核，但仍不能替代更大范围的专家效度研究或跨研究者重复检验。</w:t>
       </w:r>
     </w:p>
     <w:p>
@@ -15738,7 +15761,7 @@
           <w:b w:val="0"/>
           <w:sz w:val="24"/>
         </w:rPr>
-        <w:t>第二，SOLO原始理论、物理竞赛研究及部分内容分析方法文献尚未完成合法全文阅读，第二章不能视为最终文献综述。第35届评分标准副本仅按E1用户提供材料登记，虽然可用于本届内部敏感性分析，但其发布/授权链未由项目独立核验，仍不能用于跨届加权或分值比较。</w:t>
+        <w:t>第二，本文的理论与方法论述仍需在后续研究中结合更多原始文献和相邻研究进一步充实。第35届评分资料仅对应本届题目，不能用于跨届加权或分值比较。</w:t>
       </w:r>
     </w:p>
     <w:p>
@@ -15748,7 +15771,7 @@
           <w:b w:val="0"/>
           <w:sz w:val="24"/>
         </w:rPr>
-        <w:t>第三，第五章只提出教学设计建议。项目没有教师访谈、学生作答、课堂实施或教学效果数据，不能声称学生存在特定困难、教师认可方案或策略有效。</w:t>
+        <w:t>第三，第五章提出的是教学设计建议，尚未结合教师访谈、学生作答或课堂实施材料进行检验。因此，本文不对学生困难、教师认可或教学效果作出实证判断。</w:t>
       </w:r>
     </w:p>
     <w:p>
@@ -15758,7 +15781,7 @@
           <w:b w:val="0"/>
           <w:sz w:val="24"/>
         </w:rPr>
-        <w:t>第四，本研究以题干与参考解答共同识别任务要求。参考解答能够帮助定位命题所期待的关系链和必要步骤，却不是学生真实的思维过程，也不是唯一可能的合理解题路径。因此，编码中的“任务要求”必须持续理解为本项目采用的题干—解答证据口径；未来若引入学生作品，应另行比较学生实际路径与参考解答路径，而不能将两者预设为一致。</w:t>
+        <w:t>第四，本文以题干与参考解答共同识别任务要求。参考解答能够帮助定位命题所期待的关系链和必要步骤，却不是学生真实的思维过程，也不是唯一可能的合理解题路径。未来若引入学生作品，应将学生实际路径与参考解答路径分开分析。</w:t>
       </w:r>
     </w:p>
     <w:p>
@@ -15778,7 +15801,7 @@
           <w:b w:val="0"/>
           <w:sz w:val="24"/>
         </w:rPr>
-        <w:t>第六，八届材料覆盖的是2018至2025年的连续届次，但并不自动构成可以检验变化的时间序列。各届试题的题量、小问拆分、知识主题和可得分值资料并不等同；当前工作也未建立抽样、控制变量或跨届可比分值口径。因而，届次表的合理用途是保存描述性背景与后续检索入口，而不是叙述命题方向已经发生变化。</w:t>
+        <w:t>第六，八届材料覆盖2018至2025年的连续届次，但并不自动构成可以检验变化的时间序列。各届试题的题量、小问拆分、知识主题和可得分值资料并不完全相同，届次表主要用于呈现描述性背景，而不叙述命题方向已经发生变化。</w:t>
       </w:r>
     </w:p>
     <w:p>
@@ -15804,7 +15827,7 @@
           <w:b w:val="0"/>
           <w:sz w:val="24"/>
         </w:rPr>
-        <w:t>后续工作可按三个优先级推进。第一，完成关键理论与国内竞赛研究全文的合法阅读、页码记录和主张矩阵闭合，并以实际答辩期学院要求确认格式、引用、AI披露和匿名处理。第二，若需要把编码框架提升为正式方法结论，应取得可归档的专家或导师反馈、版本修订记录和明确的采纳理由。第三，若希望将教学转化升级为实证研究，还需依照学校要求取得伦理与知情同意材料，真实收集并保存教师、学生或课堂的原始资料、实施记录和评价规则。上述动作必须以前一层材料真实到位为条件，不能由当前试题分析结果替代。</w:t>
+        <w:t>后续研究可从三个方向推进。第一，进一步充实科学思维、SOLO理论和竞赛试题研究的文献基础，深化四维度与任务结构等级的理论解释。第二，邀请不同背景的物理教育研究者和竞赛教师对编码框架及边界案例进行审查，比较不同研究者的判断依据。第三，在取得必要伦理与知情同意的前提下，将教学设计用于真实课堂，收集教师意见、学生作品和实施记录，考察任务、支架与评价方式的适切性。</w:t>
       </w:r>
     </w:p>
     <w:p>
@@ -15814,7 +15837,7 @@
           <w:b w:val="0"/>
           <w:sz w:val="24"/>
         </w:rPr>
-        <w:t>为使这一顺序可以执行，后续材料应按“新增证据—受控处理—允许升级”的链条进入项目。文献层需要全文、可定位页码和主张—引文对照；方法层需要真实审查意见、审查者背景说明、分歧和修订日志；课堂层需要事前知情同意、实施计划、原始作品或记录、匿名化与评价规则。每一层材料到位后，都应重新检查其是否改变既有编码、统计、正文或摘要，并重跑受影响的输入哈希、QA和版本化结果。只有在这些新增材料真实存在且与其结论相匹配时，论文才可以把相应表述从“设计建议”或“项目内描述性结果”升级为更强的研究结论。</w:t>
+        <w:t>这三个方向具有递进关系：文献研究提升概念界定的清晰度，框架审查提升编码规则的适切性，课堂研究则检验教学转化在具体情境中的可行性。通过不断将试题文本、教师理解和学生学习证据联系起来，未来研究可以建立更完整的“试题分析—教学设计—课堂反馈”循环。</w:t>
       </w:r>
     </w:p>
     <w:p>
@@ -15824,7 +15847,7 @@
           <w:b w:val="0"/>
           <w:sz w:val="24"/>
         </w:rPr>
-        <w:t>在当前阶段，最合适的使用方式是把本论文视为一个可审阅的初稿和研究材料包：读者可以复查语料范围、编码证据、统计输出和案例设计，也可以明确看到尚未闭合的理论、方法和课堂证据。这样的呈现不能保证论文获得任何评定结果，却能避免将未取得的材料写成既成事实，并为之后的真实补证、修改和正式定稿保留清楚的入口。</w:t>
+        <w:t>本文在试题文本分析、任务结构解释和教学设计建议三个层面形成了相互衔接的研究结论。后续研究可在此基础上进一步补充专家审查、教师访谈、学生作答和课堂实施材料，以检验编码框架的适切性及教学设计的实际效果。</w:t>
       </w:r>
     </w:p>
     <w:p>
@@ -15853,6 +15876,114 @@
           <w:sz w:val="24"/>
         </w:rPr>
         <w:t>从竞赛教学实践看，本文提出的三类任务结构可作为教师选题和改题的起点。教师可以从现有竞赛题中选择条件关系明确、状态分支鲜明或近似假设突出的题目，围绕其任务结构设计不同层次的追问和书面产出；也可以在学生完成计算后增加“条件为什么需要保留”“比较对象是否一致”“结果在哪些条件下适用”等讨论。后续教学实践可据此积累真实作品和实施记录，为试题分析与教学研究之间建立更完整的连接。</w:t>
+      </w:r>
+    </w:p>
+    <w:p>
+      <w:pPr>
+        <w:pStyle w:val="Heading3"/>
+      </w:pPr>
+      <w:r>
+        <w:t>6.4.3 分析框架的拓展方向</w:t>
+      </w:r>
+    </w:p>
+    <w:p>
+      <w:r>
+        <w:rPr>
+          <w:rFonts w:ascii="Songti SC" w:hAnsi="Songti SC" w:eastAsia="Songti SC"/>
+          <w:b w:val="0"/>
+          <w:sz w:val="24"/>
+        </w:rPr>
+        <w:t>本文的四维度框架以任务要求为观察对象，适合回答“复赛题要求解题者进行哪些科学思维活动”。未来可在保持这一基本定位的基础上，进一步细化不同维度的子类型。例如，模型建构可进一步区分对象选取、系统边界、理想化假设和参数化表达；科学推理可进一步区分守恒关系、因果链、图像或几何关系、极值与近似推理；科学论证可进一步区分比较论证、边界论证、反例检验和证据说明；质疑创新可进一步区分假设修正、方案构造、模型比较和开放设计。这样的细化不应在缺少明确规则时追求指标数量，而应服务于更准确地说明不同题目中的任务转折。</w:t>
+      </w:r>
+    </w:p>
+    <w:p>
+      <w:r>
+        <w:rPr>
+          <w:rFonts w:ascii="Songti SC" w:hAnsi="Songti SC" w:eastAsia="Songti SC"/>
+          <w:b w:val="0"/>
+          <w:sz w:val="24"/>
+        </w:rPr>
+        <w:t>框架拓展还可以关注物理学科自身的表征特点。复赛题常同时使用自然语言、示意图、坐标图像、数学符号和实验装置描述，同一物理关系可能在不同表征之间转换。后续研究可考察表征转换在何种条件下构成模型建构或科学推理的必要部分：例如，图像是否只是提供背景信息，还是要求从图中提取几何约束；公式是否只是代入工具，还是承担连接多个物理过程的作用；文字条件是否只限制变量范围，还是要求改变模型假设。通过把表征的功能而不是表征数量纳入分析，能够进一步提高竞赛题任务结构解释的物理针对性。</w:t>
+      </w:r>
+    </w:p>
+    <w:p>
+      <w:r>
+        <w:rPr>
+          <w:rFonts w:ascii="Songti SC" w:hAnsi="Songti SC" w:eastAsia="Songti SC"/>
+          <w:b w:val="0"/>
+          <w:sz w:val="24"/>
+        </w:rPr>
+        <w:t>此外，未来还可将试题任务要求与学生作品进行双层比较。第一层仍以题干和参考解答分析任务的预期结构；第二层以学生的条件表、草稿、推导、图像和结论说明分析实际完成路径。两层比较能够揭示学生是在条件识别、模型选择、关系组织还是结论解释上偏离了任务要求，也能够检验教师提供的支架是否真正帮助学生呈现关键推理。这样的研究需要真实课堂材料和明确的评价规则，但它有助于把试题研究从静态文本分析延伸为面向学习过程的物理教育研究。</w:t>
+      </w:r>
+    </w:p>
+    <w:p>
+      <w:r>
+        <w:rPr>
+          <w:rFonts w:ascii="Songti SC" w:hAnsi="Songti SC" w:eastAsia="Songti SC"/>
+          <w:b w:val="0"/>
+          <w:sz w:val="24"/>
+        </w:rPr>
+        <w:t>最后，跨届研究的价值不应只体现为比较百分比。若未来积累更多届次并建立一致的语料拆分、知识模块和分值记录规则，可以进一步考察题目情境、物理主题和任务结构之间的稳定组合；也可以分析同一主题在不同届次中如何通过改变条件、图像和设问方式呈现不同的思维要求。这样的比较将有助于形成面向竞赛教学的题目资源图谱，使教师能够按照任务结构而非单纯知识章节选择训练材料。</w:t>
+      </w:r>
+    </w:p>
+    <w:p>
+      <w:r>
+        <w:rPr>
+          <w:rFonts w:ascii="Songti SC" w:hAnsi="Songti SC" w:eastAsia="Songti SC"/>
+          <w:b w:val="0"/>
+          <w:sz w:val="24"/>
+        </w:rPr>
+        <w:t>题目资源图谱的实际价值在于连接教学目标、题目特征与评价要求。以模型建构为重点的训练，可优先选择需要明确系统边界、理想化假设或变量关系的题目；以科学推理为重点的训练，可选择条件链较长、需要在多条规律之间转换的题目；以科学论证为重点的训练，可选择包含比较、极限、近似或适用范围说明的题目；以质疑创新为重点的训练，则可选择要求改变条件、比较方案或修正模型的题目。教师由此可以根据训练目标进行横向选题，也可以围绕同一任务结构安排由基础到综合的纵向练习。</w:t>
+      </w:r>
+    </w:p>
+    <w:p>
+      <w:r>
+        <w:rPr>
+          <w:rFonts w:ascii="Songti SC" w:hAnsi="Songti SC" w:eastAsia="Songti SC"/>
+          <w:b w:val="0"/>
+          <w:sz w:val="24"/>
+        </w:rPr>
+        <w:t>资源图谱还可为评价设计提供依据。对于同一知识模块的不同题目，教师不必只依据最后答案或分值判断训练价值，而可以考察题目是否要求学生呈现条件表、关系图、分类依据、近似说明或方案比较。这样形成的评价项目与题目本身的任务结构相对应，既能避免用统一模板覆盖所有题型，也能使学生了解一次完整物理求解不仅包括得到结果，还包括说明模型、条件和结论之间的关系。通过持续积累这类材料，竞赛教学可以逐步形成更加清晰、连贯和可反思的任务序列。</w:t>
+      </w:r>
+    </w:p>
+    <w:p>
+      <w:r>
+        <w:rPr>
+          <w:rFonts w:ascii="Songti SC" w:hAnsi="Songti SC" w:eastAsia="Songti SC"/>
+          <w:b w:val="0"/>
+          <w:sz w:val="24"/>
+        </w:rPr>
+        <w:t>从这一意义上说，试题研究的成果不只是一组统计表，更是一种重新阅读竞赛题的方式：既关注它考查了什么知识，也关注它要求如何建模、如何推理、如何说明和如何调整。只有将这两种阅读结合起来，试题分析才能真正进入教学设计的核心环节。</w:t>
+      </w:r>
+    </w:p>
+    <w:p>
+      <w:r>
+        <w:rPr>
+          <w:rFonts w:ascii="Songti SC" w:hAnsi="Songti SC" w:eastAsia="Songti SC"/>
+          <w:b w:val="0"/>
+          <w:sz w:val="24"/>
+        </w:rPr>
+        <w:t>这也构成本研究由试题文本走向教学转化的基本价值所在。</w:t>
+      </w:r>
+    </w:p>
+    <w:p>
+      <w:r>
+        <w:rPr>
+          <w:rFonts w:ascii="Songti SC" w:hAnsi="Songti SC" w:eastAsia="Songti SC"/>
+          <w:b w:val="0"/>
+          <w:sz w:val="24"/>
+        </w:rPr>
+        <w:t>它为理解、使用和改造竞赛训练题提供了明确的分析依据。</w:t>
+      </w:r>
+    </w:p>
+    <w:p>
+      <w:r>
+        <w:rPr>
+          <w:rFonts w:ascii="Songti SC" w:hAnsi="Songti SC" w:eastAsia="Songti SC"/>
+          <w:b w:val="0"/>
+          <w:sz w:val="24"/>
+        </w:rPr>
+        <w:t>其意义也在于促进竞赛教学的持续改进。</w:t>
       </w:r>
     </w:p>
     <w:p>

--- a/10_outputs/论文初稿_阅读版/中学生物理竞赛复赛试题的科学思维要求与教学转化研究_论文初稿.docx
+++ b/10_outputs/论文初稿_阅读版/中学生物理竞赛复赛试题的科学思维要求与教学转化研究_论文初稿.docx
@@ -1917,7 +1917,7 @@
           <w:b w:val="0"/>
           <w:sz w:val="24"/>
         </w:rPr>
-        <w:t>因此，本章暂不展开正式文献综述，只说明综述的组织方向和证据边界。正式文献综述将在第二章中依据 02_literature/literature_matrix.csv、reference_verification.csv、阅读笔记和主张证据矩阵逐条展开。</w:t>
+        <w:t>因此，本章以研究问题所需的文献脉络为主，第二章再围绕科学思维、SOLO启发的任务结构、内容分析与教学转化展开系统讨论，并将每类文献放在其能够支撑的论证位置上。</w:t>
       </w:r>
     </w:p>
     <w:p>
@@ -2029,7 +2029,37 @@
           <w:b w:val="0"/>
           <w:sz w:val="24"/>
         </w:rPr>
+        <w:t>从研究对象、分析单位与结果解释三个方面比较，现有路径各有适用范围。以典型题为中心的研究有利于深入说明一个物理问题中概念、规律和情境之间的联系，但其结论通常不宜外推到整套试题；以整卷或整题为单位的统计便于描绘题型、知识模块与分值结构，却容易把同一大题内部由基础推演到条件讨论的层次变化压缩为一个标签；以综合难度模型为基础的研究能够提供多指标比较，却不能自动回答某一小问究竟要求解题者进行建模、论证还是方案调整。本文并不试图以一种分类替代上述研究，而是把独立小问作为观察窗口：统计结果首先回答“哪些任务要求出现”，随后再回到题干和解答说明“这些要求如何在物理求解中发生”。</w:t>
+      </w:r>
+    </w:p>
+    <w:p>
+      <w:r>
+        <w:rPr>
+          <w:rFonts w:ascii="Songti SC" w:hAnsi="Songti SC" w:eastAsia="Songti SC"/>
+          <w:b w:val="0"/>
+          <w:sz w:val="24"/>
+        </w:rPr>
+        <w:t>这一选择也影响论文对“差异”的理解。若某一知识模块中科学论证记录较多，本文不会把它解释为该模块天然更高级，而会进一步追问：该模块的题目是否较多出现比较、极限、近似或适用范围说明；若某一届质疑创新记录较少，也不能据此判断命题质量高低，而应考察该届题目是否更多在已给模型中展开推演。换言之，统计表提供的是检索和比较的入口，物理任务的具体组织才是解释的落点。这样的处理既保留跨届语料的整体视野，也避免让百分比脱离题目本身。</w:t>
+      </w:r>
+    </w:p>
+    <w:p>
+      <w:r>
+        <w:rPr>
+          <w:rFonts w:ascii="Songti SC" w:hAnsi="Songti SC" w:eastAsia="Songti SC"/>
+          <w:b w:val="0"/>
+          <w:sz w:val="24"/>
+        </w:rPr>
         <w:t>因此，本文的研究定位包括三个方面：其一，以第35至42届复赛试题的独立小问为分析单位，形成跨届而颗粒度较细的语料；其二，以科学思维四维度和SOLO启发的任务结构等级构成两层分析框架，避免将知识内容、难度和思维要求混为一谈；其三，在描述性统计之外回到题干与参考解答，选取具有代表性的任务结构案例，提出面向竞赛教学的任务、支架和评价建议。上述定位使本文既保持竞赛试题研究的系统性，也保留对具体物理任务的解释力。</w:t>
+      </w:r>
+    </w:p>
+    <w:p>
+      <w:r>
+        <w:rPr>
+          <w:rFonts w:ascii="Songti SC" w:hAnsi="Songti SC" w:eastAsia="Songti SC"/>
+          <w:b w:val="0"/>
+          <w:sz w:val="24"/>
+        </w:rPr>
+        <w:t>本文所说的教学转化也因此不是把统计比例逐条改写成教学口号。真正能够进入教学设计的是统计背后反复出现的任务结构：例如，若一个小问的关键在于把限制条件引入关系链，教学中就应让学生呈现条件如何进入推导；若一个小问的关键在于状态分类，教学中就应让学生说明分类依据与比较对象；若一个小问依赖近似假设，教学中就应让学生解释忽略什么、保留什么以及结论适用到何处。这样的转化路径把研究结果、学生可见产出和教师反馈连接起来，同时不把尚未收集的学生表现预先写入研究结论。</w:t>
       </w:r>
     </w:p>
     <w:p>
@@ -2387,7 +2417,7 @@
           <w:b w:val="0"/>
           <w:sz w:val="24"/>
         </w:rPr>
-        <w:t>这些价值仍应写作“创新候选”或“预期贡献”，不能提前写作已经实现的创新。项目已形成版本化编码表、一致性与裁决档案、逐条证据链及描述性输出，但评分过程无法由项目独立验证，理论与方法文献仍有全文缺口；教学转化创新仍须等待教师证据、课堂材料或至少完整案例设计支撑。</w:t>
+        <w:t>这些价值应当由实际研究产出支撑，而不宜提前宣称已经实现。本文已形成版本化编码表、一致性与裁决档案、逐条证据链及描述性输出；教学转化部分则以完整案例设计为基础，不对课堂成效作出未经课堂材料支持的结论。</w:t>
       </w:r>
     </w:p>
     <w:p>
@@ -4555,6 +4585,36 @@
       </w:r>
     </w:p>
     <w:p>
+      <w:r>
+        <w:rPr>
+          <w:rFonts w:ascii="Songti SC" w:hAnsi="Songti SC" w:eastAsia="Songti SC"/>
+          <w:b w:val="0"/>
+          <w:sz w:val="24"/>
+        </w:rPr>
+        <w:t>这一框架的关键不在于给每道题贴上一个笼统的“高”或“低”标签，而在于将任务中的不同工作分别呈现出来。以一道含有近似条件的力学题为例，学生可能需要先确定系统与研究对象，这是模型建构；再将受力、运动关系与边界条件连成推演链，这是科学推理；若题目要求说明近似何时失效，则还涉及科学论证；若进一步要求改变限制条件并比较新的处理方案，才可能出现质疑创新。四类活动在实际求解中彼此衔接，但它们并不应因最终都写在同一份解答中而被混为一个难度分数。</w:t>
+      </w:r>
+    </w:p>
+    <w:p>
+      <w:r>
+        <w:rPr>
+          <w:rFonts w:ascii="Songti SC" w:hAnsi="Songti SC" w:eastAsia="Songti SC"/>
+          <w:b w:val="0"/>
+          <w:sz w:val="24"/>
+        </w:rPr>
+        <w:t>两层编码还使同一知识内容能够被作出更细的区分。例如，光学题既可以要求在已给几何关系下直接推导，也可以要求比较不同光路、说明近轴近似的适用范围；电磁学题既可以要求调用场与力的关系，也可以要求在不同参数条件下重新选择模型。前者和后者使用的知识点可能相近，却对条件组织、关系整合和结论说明提出不同要求。只有将维度出现与结构等级分开记录，才可能在保持物理内容完整的同时说明这种差异。</w:t>
+      </w:r>
+    </w:p>
+    <w:p>
+      <w:r>
+        <w:rPr>
+          <w:rFonts w:ascii="Songti SC" w:hAnsi="Songti SC" w:eastAsia="Songti SC"/>
+          <w:b w:val="0"/>
+          <w:sz w:val="24"/>
+        </w:rPr>
+        <w:t>从教学设计的角度看，框架提供的不是现成的学生评价等级，而是一种拆解任务的工具。教师可以据此决定一题的评讲重点是补充模型假设、梳理推理链、要求理由说明，还是安排改变条件后的再判断；学生的实际作品则需要另有材料和规则评价。把任务要求与学生表现区分开来，既避免将文本分析误作学习诊断，也使后续课堂研究拥有明确的观察起点。</w:t>
+      </w:r>
+    </w:p>
+    <w:p>
       <w:pPr>
         <w:pStyle w:val="Heading2"/>
       </w:pPr>
@@ -6661,6 +6721,36 @@
           <w:sz w:val="24"/>
         </w:rPr>
         <w:t>结果解释遵循“统计表—题干与解答—案例材料”的顺序。统计表回答总体上出现了什么，题干与参考解答说明某一判定在何种任务结构中产生，案例分析则将这些结构转换为可讨论的教学任务。通过这一顺序，描述性统计既保持全样本视野，也避免将抽象比例脱离具体物理情境进行解释。</w:t>
+      </w:r>
+    </w:p>
+    <w:p>
+      <w:r>
+        <w:rPr>
+          <w:rFonts w:ascii="Songti SC" w:hAnsi="Songti SC" w:eastAsia="Songti SC"/>
+          <w:b w:val="0"/>
+          <w:sz w:val="24"/>
+        </w:rPr>
+        <w:t>这一统计口径特别重视分母的可解释性。维度出现比例以219个分析单元为共同分母，回答的是某类任务要求在全部小问中出现的范围；等级构成则以相应维度已经出现的单元为分母，回答的是该类任务内部的结构分布。二者不能混用。例如，科学论证的等级构成只应在已经出现科学论证要求的小问中理解，不能把其L1、L2、L3直接除以全样本后与其他维度作“高低”比较。将分母写清楚，是避免统计表被误读为学生能力比例或总难度分布的基本条件。</w:t>
+      </w:r>
+    </w:p>
+    <w:p>
+      <w:r>
+        <w:rPr>
+          <w:rFonts w:ascii="Songti SC" w:hAnsi="Songti SC" w:eastAsia="Songti SC"/>
+          <w:b w:val="0"/>
+          <w:sz w:val="24"/>
+        </w:rPr>
+        <w:t>共现分析也遵循同样的克制原则。若模型建构与科学推理在同一单元中共同出现，所能说明的是该单元的完成同时需要组织模型与推演关系；它不能证明两个维度在心理机制上必然相关，更不能说明学生掌握其中一个维度后必然掌握另一个维度。Jaccard系数用于展示两个集合的重叠程度，其解释仍须回到具体题目中条件、模型和推导的组织方式。因而，本研究把共现表视为案例检索工具，而不是对变量关系进行因果解释的证据。</w:t>
+      </w:r>
+    </w:p>
+    <w:p>
+      <w:r>
+        <w:rPr>
+          <w:rFonts w:ascii="Songti SC" w:hAnsi="Songti SC" w:eastAsia="Songti SC"/>
+          <w:b w:val="0"/>
+          <w:sz w:val="24"/>
+        </w:rPr>
+        <w:t>对于届次和元数据分层，本文采用“先报告结构、后核对材料”的阅读原则。某个分层中的比例若值得讨论，首先应检查该层的样本量、包含的题目和小问拆分方式；其次应回到题干和解答确认是否存在相似的任务机制；最后才判断其能否形成教学选题线索。这样既可以利用分层表发现条件链、状态分类或近似处理较集中的题目，又能避免由少量小问或表面材料特征推出过强结论。</w:t>
       </w:r>
     </w:p>
     <w:p>
@@ -9072,7 +9162,7 @@
           <w:b w:val="0"/>
           <w:sz w:val="24"/>
         </w:rPr>
-        <w:t>项目已按届次和知识模块生成“届次维度出现描述表”与“知识模块维度出现描述表”。这些表仅用于样本内部的呈现，不进行显著性检验、构成差异解释或普遍规律推断；八届样本也不能被解释为长期趋势。</w:t>
+        <w:t>本文按届次和知识模块生成“届次维度出现描述表”与“知识模块维度出现描述表”。这些表仅用于样本内部的呈现，不进行显著性检验、构成差异解释或普遍规律推断；八届样本也不能被解释为长期趋势。</w:t>
       </w:r>
     </w:p>
     <w:p>
@@ -12316,6 +12406,46 @@
       </w:r>
     </w:p>
     <w:p>
+      <w:r>
+        <w:rPr>
+          <w:rFonts w:ascii="Songti SC" w:hAnsi="Songti SC" w:eastAsia="Songti SC"/>
+          <w:b w:val="0"/>
+          <w:sz w:val="24"/>
+        </w:rPr>
+        <w:t>进一步看，四维度的分布提示复赛题中的物理求解通常具有“先确定可讨论什么，再说明如何得到结论”的结构。科学推理在全部分析单元中出现，反映题目最终都需要把已知量、规律和目标量联结起来；模型建构在绝大多数单元中出现，则说明这种联结通常并非脱离对象、条件和假设而发生。那些模型建构未出现的单元并不意味着没有物理意义，而是相对更多地沿用题目已经给定的系统和关系。把这两种情况区分开来，有助于教师判断一题应当重点训练模型选择，还是重点训练既定模型内的关系推演。</w:t>
+      </w:r>
+    </w:p>
+    <w:p>
+      <w:r>
+        <w:rPr>
+          <w:rFonts w:ascii="Songti SC" w:hAnsi="Songti SC" w:eastAsia="Songti SC"/>
+          <w:b w:val="0"/>
+          <w:sz w:val="24"/>
+        </w:rPr>
+        <w:t>科学论证和质疑创新的记录数量较少，但它们在任务链中具有不同的功能。科学论证常使解答从“得到一个表达式”继续走向“为什么可以这样比较、何时仍然成立”；质疑创新则把任务推进到“若条件或方案改变，原有处理怎样调整”。两类要求都可能出现在计算之后，也可能出现在建模之前。因而，不能把它们简单理解为附加的文字问答，而应理解为改变问题处理方向的节点：前者要求检查理由与边界，后者要求重新审视假设、路径或可选方案。</w:t>
+      </w:r>
+    </w:p>
+    <w:p>
+      <w:r>
+        <w:rPr>
+          <w:rFonts w:ascii="Songti SC" w:hAnsi="Songti SC" w:eastAsia="Songti SC"/>
+          <w:b w:val="0"/>
+          <w:sz w:val="24"/>
+        </w:rPr>
+        <w:t>等级结果与这一解释相互补充。模型建构中L3所占比例较高，说明在部分小问里，模型工作不是单一公式的选取，而是对象、过程、条件和边界的协同组织；科学推理以L1和L2为主，说明多数任务需要在明确的物理规律下完成直接或多条件的推演；质疑创新中L2较多，则提示相关任务常需要并列处理条件或方案。这里的“较高”“较多”只描述当前编码手册下的结构形态，并不把任何一个等级转换为题目总难度或学生表现等级。</w:t>
+      </w:r>
+    </w:p>
+    <w:p>
+      <w:r>
+        <w:rPr>
+          <w:rFonts w:ascii="Songti SC" w:hAnsi="Songti SC" w:eastAsia="Songti SC"/>
+          <w:b w:val="0"/>
+          <w:sz w:val="24"/>
+        </w:rPr>
+        <w:t>从三个层面综合理解，第四章的价值不只在于给出四列百分比。它还形成了一张任务结构地图：教师和研究者可以从总体分布中找到常见的基础结构，从等级表中识别需要较多关系组织的任务，再从共现和分层表中寻找适合比较、论证或条件调整的题目。第五章据此选择案例，旨在展示统计数字如何重新回到物理问题本身；案例不是统计表的装饰，而是解释“一个编码判断在题目中意味着什么”的必要环节。</w:t>
+      </w:r>
+    </w:p>
+    <w:p>
       <w:pPr>
         <w:pStyle w:val="Heading2"/>
       </w:pPr>
@@ -14862,7 +14992,57 @@
           <w:b w:val="0"/>
           <w:sz w:val="24"/>
         </w:rPr>
-        <w:t>为使上述建议可被后续实施者逐项领取和检查，项目已将三类任务结构整理为“结果—问题证据状态—策略—任务—评价”矩阵，并将其中前两类扩展为两套未实施的完整教学设计材料：条件—关系链的偏转角任务与状态分类—平均能量关系任务。两套材料分别列明任务序列、支架撤除、可提交产出、可观察评价记录和实施前的数据治理门槛，见 06_teaching_validation/teaching_design_matrix.md、r01_design_case_01_condition_relation_chain.md 与 r01_design_case_02_state_energy_classification.md。同时，06_teaching_validation/student_artifact_rubric.md与其空白记录模板将三类案例转为可定位的作品观察项；该工具尚未实施或验证，只能为后续获得授权的真实作品采集准备记录入口。矩阵的“问题证据状态”均为未收集学生或教师证据，因此这些文件只服务于后续备课、案例评审或真实课堂研究设计，不能回溯证明本项目已发现学生问题或已验证教学策略。</w:t>
+        <w:t>在一组连续训练中，支架应当逐步撤除。初始阶段可以给出完整的条件表栏目、关系图框架和分类表头，使学生把注意力集中在信息的物理功能上；中间阶段只保留“共同条件”“分支依据”“适用范围”等提示词；后续阶段则要求学生根据题目性质自行选择合适的表示方式。撤除支架的依据不应是训练题数量，而应是学生能否主动说明条件的作用、关系的连接理由和结论的边界。该原则是教学设计建议，是否适合特定班级仍需由真实课堂材料检验。</w:t>
+      </w:r>
+    </w:p>
+    <w:p>
+      <w:r>
+        <w:rPr>
+          <w:rFonts w:ascii="Songti SC" w:hAnsi="Songti SC" w:eastAsia="Songti SC"/>
+          <w:b w:val="0"/>
+          <w:sz w:val="24"/>
+        </w:rPr>
+        <w:t>教师还可将不同任务结构的评价结果用于调整下一轮选题。若多数学生在条件表中遗漏限制条件，下一轮宜选择模型明确但条件功能突出的题目；若学生能够列出条件却无法连接规律，可增加关系链短而变量转换清楚的任务；若学生计算正确但难以解释结论，可选择含有比较、极限或近似条件的题目，并把一句物理说明列为必答项。这样形成的调整依据是学生可见作品，而不是对学生能力作抽象判断。本文尚未收集这类作品，上述流程只说明未来实施时可以如何保存和使用证据。</w:t>
+      </w:r>
+    </w:p>
+    <w:p>
+      <w:r>
+        <w:rPr>
+          <w:rFonts w:ascii="Songti SC" w:hAnsi="Songti SC" w:eastAsia="Songti SC"/>
+          <w:b w:val="0"/>
+          <w:sz w:val="24"/>
+        </w:rPr>
+        <w:t>上述三类任务可分别形成可执行的教学设计：条件—关系链任务围绕偏转角问题，要求学生从入射条件进入轨道关系；状态分类—比较任务围绕平均能量问题，要求学生先确定状态分支再比较同一物理量；近似条件建模任务围绕电子加速问题，要求学生说明近似如何限制变量与极值关系。每类设计均可预先列出任务序列、支架撤除方式、可提交产出和评价记录。它们为后续备课、案例评审或课堂研究提供了清晰的实施入口，但不意味着本文已经获得学生或教师的验证性证据。</w:t>
+      </w:r>
+    </w:p>
+    <w:p>
+      <w:r>
+        <w:rPr>
+          <w:rFonts w:ascii="Songti SC" w:hAnsi="Songti SC" w:eastAsia="Songti SC"/>
+          <w:b w:val="0"/>
+          <w:sz w:val="24"/>
+        </w:rPr>
+        <w:t>以条件—关系链任务为例，一次训练可分为四步。第一步，教师给出题目后只要求学生标注研究对象、共同条件、变化条件和待求量，暂不进入计算；第二步，学生以箭头图连接条件与可能使用的规律，并用一句话说明每个箭头的含义；第三步，学生完成正式推导，同时在关键公式旁标明它使用了哪一个条件；第四步，学生以极限情形、特殊值或两种情形的比较回看结论。四步的重点不在于增加书写形式，而在于使学生意识到推导不是公式的自然排列，而是由条件不断限制和推进的关系组织。</w:t>
+      </w:r>
+    </w:p>
+    <w:p>
+      <w:r>
+        <w:rPr>
+          <w:rFonts w:ascii="Songti SC" w:hAnsi="Songti SC" w:eastAsia="Songti SC"/>
+          <w:b w:val="0"/>
+          <w:sz w:val="24"/>
+        </w:rPr>
+        <w:t>状态分类—比较任务的实施重点在于防止“先算后分”。教师可先隐去最终表达式，只提供描述系统状态的条件，让学生讨论哪些条件会改变可用的表达式，哪些条件只会改变参数取值；随后要求学生用表格列出每个分支的判据、表达式和比较对象；最后再完成代数计算。若学生得到不同分支下的结果，反馈不应只问哪个数值正确，还应追问分支边界是否覆盖全部情形、比较是否针对同一物理量、边界点是否需要单独处理。这样的训练能够把问题中隐含的分类逻辑显性化。</w:t>
+      </w:r>
+    </w:p>
+    <w:p>
+      <w:r>
+        <w:rPr>
+          <w:rFonts w:ascii="Songti SC" w:hAnsi="Songti SC" w:eastAsia="Songti SC"/>
+          <w:b w:val="0"/>
+          <w:sz w:val="24"/>
+        </w:rPr>
+        <w:t>近似条件建模任务则更适合采用“保留—忽略—后果”的表述框架。学生先从题面摘出所有限制条件，分别说明它们允许保留哪些相互作用、忽略哪些效应、限制哪些变量的范围；随后才写出相应的方程或极值条件；在得出结果后，再选择一个限制条件进行改变，讨论原推导中最先失效的是哪一环。这个过程能够帮助学生理解近似并非计算前的例行声明，而是决定模型边界和结论适用范围的物理选择。</w:t>
       </w:r>
     </w:p>
     <w:p>
@@ -14891,7 +15071,7 @@
           <w:b w:val="0"/>
           <w:sz w:val="24"/>
         </w:rPr>
-        <w:t>另有美国大学物理课堂的单案例研究表明，模型推理与基于证据的推理可以在同一意义建构过程中相互牵引。因此，本项目将模型建构与科学推理分维记录，是为保留题目任务要求的不同可见侧面，而不把它们解释为理论上必然互斥；该个案不验证本项目编码框架，也不证明本章教学建议有效。</w:t>
+        <w:t>另有美国大学物理课堂的单案例研究表明，模型推理与基于证据的推理可以在同一意义建构过程中相互牵引。因此，本文将模型建构与科学推理分维记录，是为保留题目任务要求的不同可见侧面，而不把它们解释为理论上必然互斥；该个案不验证本文编码框架，也不证明本章教学建议有效。</w:t>
       </w:r>
       <w:r>
         <w:rPr>
@@ -14910,7 +15090,7 @@
           <w:b w:val="0"/>
           <w:sz w:val="24"/>
         </w:rPr>
-        <w:t>对于涉及模型建构的后续任务设计，可将目标系统、所用原理、假设或简化、关键参数/表征，以及预测—比较—修订中的相应环节写成可收集的学生产出，避免把单纯公式代入等同于完整模型建构。该参照来自美国大学实验室框架；本项目不采用其测量工具编码，也不据其推断竞赛学生会出现同类困难或教学方案有效。</w:t>
+        <w:t>对于涉及模型建构的后续任务设计，可将目标系统、所用原理、假设或简化、关键参数或表征，以及预测、比较、修订中的相应环节写成可收集的学生产出，避免把单纯公式代入等同于完整模型建构。该参照来自美国大学实验室框架；本文不采用其测量工具编码，也不据其推断竞赛学生会出现同类困难或教学方案有效。</w:t>
       </w:r>
       <w:r>
         <w:rPr>
@@ -14948,7 +15128,7 @@
           <w:b w:val="0"/>
           <w:sz w:val="24"/>
         </w:rPr>
-        <w:t>在存在易被误用的规律、条件或近似时，任务可先要求独立尝试，再要求学生作出定性预测并与计算、图像或相邻情境比较；之后提供相邻示例，要求其说明两个任务共享的原理以及原先判断在何种条件下失效。此处的“预测—核对—比较—说明”是可收集的设计步骤，不是对学生困难的诊断，也不表示该支架已在本项目课堂得到验证。</w:t>
+        <w:t>在存在易被误用的规律、条件或近似时，任务可先要求独立尝试，再要求学生作出定性预测并与计算、图像或相邻情境比较；之后提供相邻示例，要求其说明两个任务共享的原理以及原先判断在何种条件下失效。此处的“预测—核对—比较—说明”是可收集的设计步骤，不是对学生困难的诊断，也不表示该支架已在本文所讨论的课堂中得到验证。</w:t>
       </w:r>
       <w:r>
         <w:rPr>
@@ -14967,7 +15147,7 @@
           <w:b w:val="0"/>
           <w:sz w:val="24"/>
         </w:rPr>
-        <w:t>对于需要呈现完整解题过程的任务，还可把问题表征、条件或假设、方案计划、关键执行依据以及估算、量纲或极限情形检查分别作为待提交内容，并使所要求的过程与任务复杂度相称。该过程表来自美国大学物理的问题解决模板；本项目不采用其量规，也不把它对学生作答或课堂的发现写成本项目教学效果。</w:t>
+        <w:t>对于需要呈现完整解题过程的任务，还可把问题表征、条件或假设、方案计划、关键执行依据以及估算、量纲或极限情形检查分别作为待提交内容，并使所要求的过程与任务复杂度相称。该过程表来自美国大学物理的问题解决模板；本文不采用其量规，也不把它对学生作答或课堂的发现写成本文的教学效果。</w:t>
       </w:r>
       <w:r>
         <w:rPr>

--- a/10_outputs/论文初稿_阅读版/中学生物理竞赛复赛试题的科学思维要求与教学转化研究_论文初稿.docx
+++ b/10_outputs/论文初稿_阅读版/中学生物理竞赛复赛试题的科学思维要求与教学转化研究_论文初稿.docx
@@ -3050,6 +3050,26 @@
       </w:r>
     </w:p>
     <w:p>
+      <w:r>
+        <w:rPr>
+          <w:rFonts w:ascii="Songti SC" w:hAnsi="Songti SC" w:eastAsia="Songti SC"/>
+          <w:b w:val="0"/>
+          <w:sz w:val="24"/>
+        </w:rPr>
+        <w:t>从物理学科的表达特点看，四维度还能够解释同一题目中不同材料的功能。自然语言往往承担限定对象、条件和研究目标的作用，示意图可能给出几何约束或运动方向，符号和公式则把关系压缩为可推演的形式。分析时不能因为题目含有图或公式便直接推定某一维度出现，而要判断这些材料是否要求解题者作出模型选择、关系连接、理由说明或方案调整。例如，一幅图如果只是背景说明，并不自动增加模型建构要求；若必须从图中识别边界、方向或几何关系，它才成为建模或推理的关键证据。这样的功能性阅读有助于防止把表征数量误作思维要求数量。</w:t>
+      </w:r>
+    </w:p>
+    <w:p>
+      <w:r>
+        <w:rPr>
+          <w:rFonts w:ascii="Songti SC" w:hAnsi="Songti SC" w:eastAsia="Songti SC"/>
+          <w:b w:val="0"/>
+          <w:sz w:val="24"/>
+        </w:rPr>
+        <w:t>四维度也不是按先后顺序机械发生。某些题目在开始时就要求判断模型是否适用，此时论证会先于长链推演；某些开放任务则需要先提出替代方案，再通过计算检验方案是否可行。本文以分维记录而非规定固定步骤，正是为了保留这种物理问题处理的往返性。后续案例中的条件—关系链、状态分类和近似建模，分别表现出不同的进入路径：有的由条件组织引出推演，有的由状态划分决定表达式，有的先由近似边界决定可用模型。</w:t>
+      </w:r>
+    </w:p>
+    <w:p>
       <w:pPr>
         <w:pStyle w:val="Heading2"/>
       </w:pPr>
@@ -3711,6 +3731,26 @@
       </w:r>
     </w:p>
     <w:p>
+      <w:r>
+        <w:rPr>
+          <w:rFonts w:ascii="Songti SC" w:hAnsi="Songti SC" w:eastAsia="Songti SC"/>
+          <w:b w:val="0"/>
+          <w:sz w:val="24"/>
+        </w:rPr>
+        <w:t>在实际判定时，等级并不由某一个孤立词语决定。以“讨论”为例，它可能只是要求完成一个直接比较，也可能要求对不同近似、边界或方案建立相互关联的解释；以“证明”为例，它可能只需从已给关系推出结论，也可能需要协调多个守恒关系、几何条件和极限判断。编码者因此需要同时查看题干提出了什么、参考解答为什么要走这些关键步骤，以及相邻等级为何不足以描述该任务。这样的判断方式使等级成为可回查的任务结构描述，而不是凭感觉给出的难度印象。</w:t>
+      </w:r>
+    </w:p>
+    <w:p>
+      <w:r>
+        <w:rPr>
+          <w:rFonts w:ascii="Songti SC" w:hAnsi="Songti SC" w:eastAsia="Songti SC"/>
+          <w:b w:val="0"/>
+          <w:sz w:val="24"/>
+        </w:rPr>
+        <w:t>SOLO启发等级与四维度共同使用后，可以避免两种相反的简化。一种简化是只看等级，不问任务究竟在建模、推理、论证还是创新上提出要求；另一种简化是只列维度，不说明该维度在该小问中需要处理几个要素、这些要素是否发生关联、是否要求重新处理假设。前者容易把不同物理活动压进同一层级，后者则容易把复杂程度完全留给读者自行想象。本文的两层框架试图在这两者之间保持平衡：既说明“要求做什么”，也说明“要求怎样组织”。</w:t>
+      </w:r>
+    </w:p>
+    <w:p>
       <w:pPr>
         <w:pStyle w:val="Heading2"/>
       </w:pPr>
@@ -3928,6 +3968,26 @@
           <w:sz w:val="24"/>
         </w:rPr>
         <w:t>这些相邻研究不能直接给出本项目的四维编码、SOLO启发等级或结果结论。其预赛/复赛样本、整题或典型题单位、分值口径、SOLO/综合难度赋值及地区成绩资料均与本项目不同。本研究因此只以独立小问为分析单位，分别保存题目—参考解答编码与任何未来学生表现材料；不使用相邻研究的分布、难度总分、成绩、相关或教学建议来替代本项目证据。</w:t>
+      </w:r>
+    </w:p>
+    <w:p>
+      <w:r>
+        <w:rPr>
+          <w:rFonts w:ascii="Songti SC" w:hAnsi="Songti SC" w:eastAsia="Songti SC"/>
+          <w:b w:val="0"/>
+          <w:sz w:val="24"/>
+        </w:rPr>
+        <w:t>小问级单位的选择，还使一题内部的递进关系能够被保留下来。复赛大题常围绕同一物理背景设置数个相互连接的小问：前一问可能要求建立基本关系，后一问可能在此基础上增加边界、比较或条件变化。若将整题合并为一个类别，后问中的论证或方案调整可能被前问的常规推演掩盖；若把每一个代数步骤都拆成独立单位，又会把一个完整关系链人为切断。本文以题干设问、目标量转换和参考解答中的关键结构转折为依据控制拆分粒度，目的正是让分析单位既能比较，又不脱离物理任务的整体意义。</w:t>
+      </w:r>
+    </w:p>
+    <w:p>
+      <w:r>
+        <w:rPr>
+          <w:rFonts w:ascii="Songti SC" w:hAnsi="Songti SC" w:eastAsia="Songti SC"/>
+          <w:b w:val="0"/>
+          <w:sz w:val="24"/>
+        </w:rPr>
+        <w:t>这种单位选择也使统计表和案例分析形成相互校正的关系。统计结果可以显示某类任务要求在全样本中的出现范围，却无法替代具体物理解释；案例能够展示条件、模型和关系如何在一个题目中被组织，却不能替代全样本描述。二者结合后，读者既可由表格了解复赛任务结构的总体轮廓，也可回到具体题目检查某一维度或等级的判定含义。对内容分析而言，这种“总体—个案”往返比单纯增加分类项目更能提高解释的清晰度。</w:t>
       </w:r>
     </w:p>
     <w:p>
@@ -15338,6 +15398,36 @@
           <w:b w:val="0"/>
           <w:sz w:val="24"/>
         </w:rPr>
+        <w:t>五个研究问题的回答具有递进关系。第一项和第二项将课程中的科学思维语言转化为可用于试题文本的观察规则；第三项通过等级、组合和案例说明这些规则如何揭示复赛任务的内部结构；第四项以届次、知识模块和材料要素为线索，帮助读者在样本内部定位值得进一步阅读的题目；第五项则把已识别的任务结构转换为课堂中可安排、可提交和可反馈的活动。由此，本文并非把“科学思维”作为对试题的装饰性评价，而是将其落实到条件识别、模型组织、关系推演、理由说明和边界核对等具体工作上。</w:t>
+      </w:r>
+    </w:p>
+    <w:p>
+      <w:r>
+        <w:rPr>
+          <w:rFonts w:ascii="Songti SC" w:hAnsi="Songti SC" w:eastAsia="Songti SC"/>
+          <w:b w:val="0"/>
+          <w:sz w:val="24"/>
+        </w:rPr>
+        <w:t>从研究结果之间的关系看，科学推理的普遍出现并不意味着所有小问的求解路径相同。它只表明在当前编码口径下，每个分析单元都要求解题者在条件、规律与目标之间建立关系。模型建构、科学论证和质疑创新的出现范围与等级构成，则进一步区分这些关系是在既定模型中直接推进，还是需要先组织模型、说明边界或调整假设。这样的结论更接近物理问题实际被处理的方式，也避免把“计算量大”当成复赛题唯一的解释。</w:t>
+      </w:r>
+    </w:p>
+    <w:p>
+      <w:r>
+        <w:rPr>
+          <w:rFonts w:ascii="Songti SC" w:hAnsi="Songti SC" w:eastAsia="Songti SC"/>
+          <w:b w:val="0"/>
+          <w:sz w:val="24"/>
+        </w:rPr>
+        <w:t>三个案例使这一总体结论获得了具体形式。条件—关系链案例说明，关键不只是写出轨道或偏转公式，而是识别哪一项入射条件改变了关系链；状态分类案例说明，关键不只是得到能量表达式，而是先依据状态条件决定比较的分支；近似条件建模案例说明，关键不只是求极值，而是理解运动平面、入射范围和忽略效应怎样共同限定模型。三个案例的共同点是都要求学生把题面信息转化为有组织的物理表达，不同点则在于组织关系的方式。这样的比较为跨知识模块选题提供了比“同一章节练习”更细的依据。</w:t>
+      </w:r>
+    </w:p>
+    <w:p>
+      <w:r>
+        <w:rPr>
+          <w:rFonts w:ascii="Songti SC" w:hAnsi="Songti SC" w:eastAsia="Songti SC"/>
+          <w:b w:val="0"/>
+          <w:sz w:val="24"/>
+        </w:rPr>
         <w:t>上述结论从试题结构、任务机制和教学设计三个层面逐步展开。前四项回答复赛试题呈现了何种科学思维要求，第五项说明如何将这些要求转化为课堂任务。这样的安排使试题分析、学生表现与教学效果保持清晰区分。</w:t>
       </w:r>
     </w:p>
@@ -15443,6 +15533,26 @@
           <w:sz w:val="24"/>
         </w:rPr>
         <w:t>在实践表达上，三个案例没有被包装成对学生困难的判断，而是被转化为可观察的学习产出：条件表与适用情形说明、状态分类与比较说明、近似条件与变量关系说明。这样做保留了试题分析能够提供的设计价值，也避免把尚未获得的教师或课堂证据提前写入结论。</w:t>
+      </w:r>
+    </w:p>
+    <w:p>
+      <w:r>
+        <w:rPr>
+          <w:rFonts w:ascii="Songti SC" w:hAnsi="Songti SC" w:eastAsia="Songti SC"/>
+          <w:b w:val="0"/>
+          <w:sz w:val="24"/>
+        </w:rPr>
+        <w:t>从研究过程看，本文的贡献还在于把“统计结果可解释”作为正文组织原则。第四章中的每一类频数、比例或组合都能够回到同一版本的编码记录；第五章不以个案替代总体，而是把个案作为解释统计结构的窗口；第六章不把教学建议写成效果结论，而是把建议落实为可以观察的任务产出。这样的写法使读者能够沿着“题干与解答—编码判断—描述统计—案例机制—教学任务”的路径理解结论形成过程。</w:t>
+      </w:r>
+    </w:p>
+    <w:p>
+      <w:r>
+        <w:rPr>
+          <w:rFonts w:ascii="Songti SC" w:hAnsi="Songti SC" w:eastAsia="Songti SC"/>
+          <w:b w:val="0"/>
+          <w:sz w:val="24"/>
+        </w:rPr>
+        <w:t>这一贡献对于竞赛试题研究尤其重要。竞赛题往往具有综合情境、长推导和多种表征，若只报告知识模块或难度构成，容易忽略决定解题方向的条件处理；若只赏析某一道题，又难以判断该机制在整个语料中的位置。本文的做法在二者之间建立连接：用小问级编码获得总体结构，用典型案例解释结构，再将结构转化为训练中可见的任务要求。它不替代其他研究对分值、难度、成绩或命题趋势的分析，但为这些研究补充了“题目要求如何被组织”的视角。</w:t>
       </w:r>
     </w:p>
     <w:p>
@@ -15906,6 +16016,26 @@
           <w:sz w:val="24"/>
         </w:rPr>
         <w:t>评价方式也可相应调整。除了最终数值、表达式或作图是否正确，教师还可以查看条件是否进入相应推导、分类是否完整、比较是否针对同一物理量、近似条件是否与结论相一致。这样形成的评价记录能够帮助教师判断一次评讲后还需要补充的是概念辨析、模型组织、关系推演还是结论说明。本文并未收集学生作答，因此不能据此判断学生的实际表现；但这些可观察产出为后续教学实施提供了具体而非笼统的观察入口。</w:t>
+      </w:r>
+    </w:p>
+    <w:p>
+      <w:r>
+        <w:rPr>
+          <w:rFonts w:ascii="Songti SC" w:hAnsi="Songti SC" w:eastAsia="Songti SC"/>
+          <w:b w:val="0"/>
+          <w:sz w:val="24"/>
+        </w:rPr>
+        <w:t>在课堂组织上，这些建议还可以改变评讲的节奏。面对一题综合题，教师可以先让学生用简短的条件表或关系图呈现自己的初步判断，再展示正式推导；在推导完成后，不急于以答案收束，而是要求学生说明一个关键条件进入了哪一步、改变该条件后需要重查什么。对于状态分类题，可先要求学生完成分支表；对于近似建模题，可先要求学生写出“保留—忽略—后果”的说明。这样做不减少严谨计算，反而使计算所依赖的物理选择更清楚。</w:t>
+      </w:r>
+    </w:p>
+    <w:p>
+      <w:r>
+        <w:rPr>
+          <w:rFonts w:ascii="Songti SC" w:hAnsi="Songti SC" w:eastAsia="Songti SC"/>
+          <w:b w:val="0"/>
+          <w:sz w:val="24"/>
+        </w:rPr>
+        <w:t>这种教学转化的意义不在于增加新的固定模板，而在于使教师能够根据任务结构选择合适的支架。模型已给定而关系链较长时，关系图比重复讲公式更有针对性；状态分支较多时，分类表比直接给出分段表达式更能暴露比较对象是否一致；近似条件决定解题方向时，条件说明比单纯展示代数步骤更有必要。支架还可随着训练推进逐步撤除，使学生在新的物理情境中自行选择表征和组织方式。上述建议是基于任务结构的设计推论，具体班级中的可行性和效果仍需要真实课堂材料进一步检验。</w:t>
       </w:r>
     </w:p>
     <w:p>

--- a/10_outputs/论文初稿_阅读版/中学生物理竞赛复赛试题的科学思维要求与教学转化研究_论文初稿.docx
+++ b/10_outputs/论文初稿_阅读版/中学生物理竞赛复赛试题的科学思维要求与教学转化研究_论文初稿.docx
@@ -106,7 +106,7 @@
           <w:b w:val="0"/>
           <w:sz w:val="24"/>
         </w:rPr>
-        <w:t>生成日期：2026-07-25</w:t>
+        <w:t>生成日期：2026-07-26</w:t>
       </w:r>
     </w:p>
     <w:p>
@@ -1094,6 +1094,19 @@
     </w:p>
     <w:p>
       <w:pPr>
+        <w:ind w:firstLine="0" w:left="839"/>
+      </w:pPr>
+      <w:r>
+        <w:rPr>
+          <w:rFonts w:ascii="Songti SC" w:hAnsi="Songti SC" w:eastAsia="Songti SC"/>
+          <w:b w:val="0"/>
+          <w:sz w:val="22"/>
+        </w:rPr>
+        <w:t>4.2.2 四维度的任务功能</w:t>
+      </w:r>
+    </w:p>
+    <w:p>
+      <w:pPr>
         <w:ind w:firstLine="0" w:left="420"/>
       </w:pPr>
       <w:r>
@@ -1120,6 +1133,19 @@
     </w:p>
     <w:p>
       <w:pPr>
+        <w:ind w:firstLine="0" w:left="839"/>
+      </w:pPr>
+      <w:r>
+        <w:rPr>
+          <w:rFonts w:ascii="Songti SC" w:hAnsi="Songti SC" w:eastAsia="Songti SC"/>
+          <w:b w:val="0"/>
+          <w:sz w:val="22"/>
+        </w:rPr>
+        <w:t>4.3.2 模型建构与科学推理的等级组配</w:t>
+      </w:r>
+    </w:p>
+    <w:p>
+      <w:pPr>
         <w:ind w:firstLine="0" w:left="420"/>
       </w:pPr>
       <w:r>
@@ -1146,6 +1172,19 @@
     </w:p>
     <w:p>
       <w:pPr>
+        <w:ind w:firstLine="0" w:left="839"/>
+      </w:pPr>
+      <w:r>
+        <w:rPr>
+          <w:rFonts w:ascii="Songti SC" w:hAnsi="Songti SC" w:eastAsia="Songti SC"/>
+          <w:b w:val="0"/>
+          <w:sz w:val="22"/>
+        </w:rPr>
+        <w:t>4.4.2 完整维度组合的任务类型</w:t>
+      </w:r>
+    </w:p>
+    <w:p>
+      <w:pPr>
         <w:ind w:firstLine="0" w:left="420"/>
       </w:pPr>
       <w:r>
@@ -1271,7 +1310,20 @@
           <w:b w:val="0"/>
           <w:sz w:val="22"/>
         </w:rPr>
-        <w:t>5.2.1 条件—关系链任务结构</w:t>
+        <w:t>5.2.1 题目导读与关键图示</w:t>
+      </w:r>
+    </w:p>
+    <w:p>
+      <w:pPr>
+        <w:ind w:firstLine="0" w:left="839"/>
+      </w:pPr>
+      <w:r>
+        <w:rPr>
+          <w:rFonts w:ascii="Songti SC" w:hAnsi="Songti SC" w:eastAsia="Songti SC"/>
+          <w:b w:val="0"/>
+          <w:sz w:val="22"/>
+        </w:rPr>
+        <w:t>5.2.2 条件—关系链任务结构</w:t>
       </w:r>
     </w:p>
     <w:p>
@@ -1297,7 +1349,20 @@
           <w:b w:val="0"/>
           <w:sz w:val="22"/>
         </w:rPr>
-        <w:t>5.3.1 状态分类任务结构</w:t>
+        <w:t>5.3.1 题目导读与关键图示</w:t>
+      </w:r>
+    </w:p>
+    <w:p>
+      <w:pPr>
+        <w:ind w:firstLine="0" w:left="839"/>
+      </w:pPr>
+      <w:r>
+        <w:rPr>
+          <w:rFonts w:ascii="Songti SC" w:hAnsi="Songti SC" w:eastAsia="Songti SC"/>
+          <w:b w:val="0"/>
+          <w:sz w:val="22"/>
+        </w:rPr>
+        <w:t>5.3.2 状态分类任务结构</w:t>
       </w:r>
     </w:p>
     <w:p>
@@ -1323,7 +1388,7 @@
           <w:b w:val="0"/>
           <w:sz w:val="22"/>
         </w:rPr>
-        <w:t>5.4.1 近似条件建模任务结构</w:t>
+        <w:t>5.4.1 题目导读与关键图示</w:t>
       </w:r>
     </w:p>
     <w:p>
@@ -1336,7 +1401,7 @@
           <w:b w:val="0"/>
           <w:sz w:val="22"/>
         </w:rPr>
-        <w:t>5.4.2 跨案例任务结构比较</w:t>
+        <w:t>5.4.2 近似条件建模任务结构</w:t>
       </w:r>
     </w:p>
     <w:p>
@@ -1349,7 +1414,20 @@
           <w:b w:val="0"/>
           <w:sz w:val="22"/>
         </w:rPr>
-        <w:t>5.4.3 基于案例的递进式任务设计</w:t>
+        <w:t>5.4.3 跨案例任务结构比较</w:t>
+      </w:r>
+    </w:p>
+    <w:p>
+      <w:pPr>
+        <w:ind w:firstLine="0" w:left="839"/>
+      </w:pPr>
+      <w:r>
+        <w:rPr>
+          <w:rFonts w:ascii="Songti SC" w:hAnsi="Songti SC" w:eastAsia="Songti SC"/>
+          <w:b w:val="0"/>
+          <w:sz w:val="22"/>
+        </w:rPr>
+        <w:t>5.4.4 基于案例的递进式任务设计</w:t>
       </w:r>
     </w:p>
     <w:p>
@@ -2293,12 +2371,15 @@
     </w:p>
     <w:p>
       <w:pPr>
+        <w:keepNext/>
+        <w:keepLines/>
+        <w:spacing w:line="240" w:lineRule="auto"/>
         <w:jc w:val="center"/>
       </w:pPr>
       <w:r>
         <w:drawing>
           <wp:inline xmlns:a="http://schemas.openxmlformats.org/drawingml/2006/main" xmlns:pic="http://schemas.openxmlformats.org/drawingml/2006/picture">
-            <wp:extent cx="5472000" cy="8553286"/>
+            <wp:extent cx="2349177" cy="3671999"/>
             <wp:docPr id="1" name="Picture 1"/>
             <wp:cNvGraphicFramePr>
               <a:graphicFrameLocks noChangeAspect="1"/>
@@ -2319,7 +2400,7 @@
                   <pic:spPr>
                     <a:xfrm>
                       <a:off x="0" y="0"/>
-                      <a:ext cx="5472000" cy="8553286"/>
+                      <a:ext cx="2349177" cy="3671999"/>
                     </a:xfrm>
                     <a:prstGeom prst="rect"/>
                   </pic:spPr>
@@ -4583,12 +4664,15 @@
     </w:p>
     <w:p>
       <w:pPr>
+        <w:keepNext/>
+        <w:keepLines/>
+        <w:spacing w:line="240" w:lineRule="auto"/>
         <w:jc w:val="center"/>
       </w:pPr>
       <w:r>
         <w:drawing>
           <wp:inline xmlns:a="http://schemas.openxmlformats.org/drawingml/2006/main" xmlns:pic="http://schemas.openxmlformats.org/drawingml/2006/picture">
-            <wp:extent cx="5472000" cy="3529324"/>
+            <wp:extent cx="5472000" cy="3529323"/>
             <wp:docPr id="2" name="Picture 2"/>
             <wp:cNvGraphicFramePr>
               <a:graphicFrameLocks noChangeAspect="1"/>
@@ -4609,7 +4693,7 @@
                   <pic:spPr>
                     <a:xfrm>
                       <a:off x="0" y="0"/>
-                      <a:ext cx="5472000" cy="3529324"/>
+                      <a:ext cx="5472000" cy="3529323"/>
                     </a:xfrm>
                     <a:prstGeom prst="rect"/>
                   </pic:spPr>
@@ -6732,7 +6816,7 @@
           <w:b w:val="0"/>
           <w:sz w:val="24"/>
         </w:rPr>
-        <w:t>当前结果使用的版本并不是最早生成的基线表。更正裁决共采纳4条更正：CPHO36-Q04-1的模型建构由L3改为L1，同一单元及CPHO36-Q04-2的质疑创新由L4改为未出现，CPHO36-Q06-2的质疑创新由L1改为未出现。因此，当前唯一分析输入为“当前更正编码表”；更正前的基线编码表和历史描述输出只保留作版本复现，不得用于第四章、摘要或结论。更正后质疑创新出现数为84，模型建构L3为72，质疑创新L4为8，所有描述表均以该更正版本重建。</w:t>
+        <w:t>当前结果使用的版本并不是最早生成的基线表。复核后共采纳4条更正：其中1条将模型建构由L3调整为L1，3条将原先判为质疑创新的记录调整为未出现。因此，当前唯一分析输入为“当前更正编码表”；更正前的基线编码表和历史描述输出只保留作版本复现，不得用于第四章、摘要或结论。更正后质疑创新出现数为84，模型建构L3为72，质疑创新L4为8，所有描述表均以该更正版本重建。</w:t>
       </w:r>
     </w:p>
     <w:p>
@@ -7631,12 +7715,15 @@
     </w:p>
     <w:p>
       <w:pPr>
+        <w:keepNext/>
+        <w:keepLines/>
+        <w:spacing w:line="240" w:lineRule="auto"/>
         <w:jc w:val="center"/>
       </w:pPr>
       <w:r>
         <w:drawing>
           <wp:inline xmlns:a="http://schemas.openxmlformats.org/drawingml/2006/main" xmlns:pic="http://schemas.openxmlformats.org/drawingml/2006/picture">
-            <wp:extent cx="5472000" cy="3002721"/>
+            <wp:extent cx="5472000" cy="3002685"/>
             <wp:docPr id="3" name="Picture 3"/>
             <wp:cNvGraphicFramePr>
               <a:graphicFrameLocks noChangeAspect="1"/>
@@ -7645,7 +7732,7 @@
               <a:graphicData uri="http://schemas.openxmlformats.org/drawingml/2006/picture">
                 <pic:pic>
                   <pic:nvPicPr>
-                    <pic:cNvPr id="0" name="figure_4_1_dimension_presence_r01_v1.png"/>
+                    <pic:cNvPr id="0" name="figure_4_1_dimension_presence_r01_v1.jpg"/>
                     <pic:cNvPicPr/>
                   </pic:nvPicPr>
                   <pic:blipFill>
@@ -7657,7 +7744,7 @@
                   <pic:spPr>
                     <a:xfrm>
                       <a:off x="0" y="0"/>
-                      <a:ext cx="5472000" cy="3002721"/>
+                      <a:ext cx="5472000" cy="3002685"/>
                     </a:xfrm>
                     <a:prstGeom prst="rect"/>
                   </pic:spPr>
@@ -7680,6 +7767,44 @@
           <w:sz w:val="24"/>
         </w:rPr>
         <w:t>图4-1 四维度在219个分析单元中的出现比例。图件由当前更正编码表及其已核验描述统计直接生成。</w:t>
+      </w:r>
+    </w:p>
+    <w:p>
+      <w:pPr>
+        <w:pStyle w:val="Heading3"/>
+      </w:pPr>
+      <w:r>
+        <w:t>4.2.2 四维度的任务功能</w:t>
+      </w:r>
+    </w:p>
+    <w:p>
+      <w:r>
+        <w:rPr>
+          <w:rFonts w:ascii="Songti SC" w:hAnsi="Songti SC" w:eastAsia="Songti SC"/>
+          <w:b w:val="0"/>
+          <w:sz w:val="24"/>
+        </w:rPr>
+        <w:t>四维度在全样本中的出现范围不同，反映的并不是哪一种能力“更重要”，而是复赛小问在完成方式上的功能分工。科学推理出现于全部分析单元，说明每个小问都需要把条件、规律与目标量连接起来；模型建构出现于203个单元，说明大多数小问还要求解题者明确系统、变量、状态或近似条件。对于其余16个单元，任务的主要结构更接近在题目已经给定的模型中推进关系，而不是重新选择或组织模型。</w:t>
+      </w:r>
+    </w:p>
+    <w:p>
+      <w:r>
+        <w:rPr>
+          <w:rFonts w:ascii="Songti SC" w:hAnsi="Songti SC" w:eastAsia="Songti SC"/>
+          <w:b w:val="0"/>
+          <w:sz w:val="24"/>
+        </w:rPr>
+        <w:t>科学论证和质疑创新的功能与前两者不同。科学论证出现于106个单元，通常使任务从“得到结论”继续走向“说明结论为何成立、比较对象是否一致或适用条件为何成立”；质疑创新出现于84个单元，通常要求解题者面对条件改变、替代方案或模型边界。二者出现频数低于科学推理，并不意味着其在完整物理分析中只是可有可无的附加环节，而是说明它们更多集中在具有比较、检验、修正或设计要求的小问中。</w:t>
+      </w:r>
+    </w:p>
+    <w:p>
+      <w:r>
+        <w:rPr>
+          <w:rFonts w:ascii="Songti SC" w:hAnsi="Songti SC" w:eastAsia="Songti SC"/>
+          <w:b w:val="0"/>
+          <w:sz w:val="24"/>
+        </w:rPr>
+        <w:t>从题目组织的角度看，四维度共同构成一种可递进展开的任务结构。题面先通过对象、条件和限制确定可讨论的物理系统，随后由规律关系将已知量推向目标量；当题目要求解释比较结果或检查近似时，任务进入论证；当原有条件被改变或需要提出可行路径时，任务才可能进入质疑创新。实际小问并不一定按这一顺序书写，四个维度也不构成固定的阶段序列，但这一功能区分有助于解释为什么同样是“计算题”，有的重点在条件组织，有的重点在结论说明，还有的重点在改变假设后的重建。</w:t>
       </w:r>
     </w:p>
     <w:p>
@@ -8437,12 +8562,15 @@
     </w:p>
     <w:p>
       <w:pPr>
+        <w:keepNext/>
+        <w:keepLines/>
+        <w:spacing w:line="240" w:lineRule="auto"/>
         <w:jc w:val="center"/>
       </w:pPr>
       <w:r>
         <w:drawing>
           <wp:inline xmlns:a="http://schemas.openxmlformats.org/drawingml/2006/main" xmlns:pic="http://schemas.openxmlformats.org/drawingml/2006/picture">
-            <wp:extent cx="5472000" cy="3700235"/>
+            <wp:extent cx="5425944" cy="3671999"/>
             <wp:docPr id="4" name="Picture 4"/>
             <wp:cNvGraphicFramePr>
               <a:graphicFrameLocks noChangeAspect="1"/>
@@ -8451,7 +8579,7 @@
               <a:graphicData uri="http://schemas.openxmlformats.org/drawingml/2006/picture">
                 <pic:pic>
                   <pic:nvPicPr>
-                    <pic:cNvPr id="0" name="figure_4_2_level_distribution_r01_v1.png"/>
+                    <pic:cNvPr id="0" name="figure_4_2_level_distribution_r01_v1.jpg"/>
                     <pic:cNvPicPr/>
                   </pic:nvPicPr>
                   <pic:blipFill>
@@ -8463,7 +8591,7 @@
                   <pic:spPr>
                     <a:xfrm>
                       <a:off x="0" y="0"/>
-                      <a:ext cx="5472000" cy="3700235"/>
+                      <a:ext cx="5425944" cy="3671999"/>
                     </a:xfrm>
                     <a:prstGeom prst="rect"/>
                   </pic:spPr>
@@ -8490,6 +8618,675 @@
     </w:p>
     <w:p>
       <w:pPr>
+        <w:pStyle w:val="Heading3"/>
+      </w:pPr>
+      <w:r>
+        <w:t>4.3.2 模型建构与科学推理的等级组配</w:t>
+      </w:r>
+    </w:p>
+    <w:p>
+      <w:r>
+        <w:rPr>
+          <w:rFonts w:ascii="Songti SC" w:hAnsi="Songti SC" w:eastAsia="Songti SC"/>
+          <w:b w:val="0"/>
+          <w:sz w:val="24"/>
+        </w:rPr>
+        <w:t>模型建构与科学推理共同出现于203个单元。为进一步观察两类任务要求如何在同一小问中配合，表4-3列出模型建构等级与科学推理等级的组配频数。该表的每一格都是同一分析单元中的两条维度记录，不是相关系数，也不表示两个等级能够相互替代。</w:t>
+      </w:r>
+    </w:p>
+    <w:tbl>
+      <w:tblPr>
+        <w:tblStyle w:val="TableGrid"/>
+        <w:tblW w:type="auto" w:w="0"/>
+        <w:tblLayout w:type="fixed"/>
+        <w:tblLook w:firstColumn="1" w:firstRow="1" w:lastColumn="0" w:lastRow="0" w:noHBand="0" w:noVBand="1" w:val="04A0"/>
+      </w:tblPr>
+      <w:tblGrid>
+        <w:gridCol w:w="1746"/>
+        <w:gridCol w:w="1746"/>
+        <w:gridCol w:w="1746"/>
+        <w:gridCol w:w="1746"/>
+        <w:gridCol w:w="1746"/>
+      </w:tblGrid>
+      <w:tr>
+        <w:tc>
+          <w:tcPr>
+            <w:tcW w:type="dxa" w:w="1746"/>
+            <w:vAlign w:val="center"/>
+            <w:shd w:fill="D9E2F3"/>
+          </w:tcPr>
+          <w:p>
+            <w:pPr>
+              <w:spacing w:lineRule="exact" w:line="360"/>
+              <w:ind w:firstLine="0"/>
+              <w:jc w:val="center"/>
+            </w:pPr>
+            <w:r>
+              <w:rPr>
+                <w:rFonts w:ascii="Songti SC" w:hAnsi="Songti SC" w:eastAsia="Songti SC"/>
+                <w:b/>
+                <w:sz w:val="19"/>
+              </w:rPr>
+              <w:t>模型建构等级</w:t>
+            </w:r>
+          </w:p>
+        </w:tc>
+        <w:tc>
+          <w:tcPr>
+            <w:tcW w:type="dxa" w:w="1746"/>
+            <w:vAlign w:val="center"/>
+            <w:shd w:fill="D9E2F3"/>
+          </w:tcPr>
+          <w:p>
+            <w:pPr>
+              <w:spacing w:lineRule="exact" w:line="360"/>
+              <w:ind w:firstLine="0"/>
+              <w:jc w:val="center"/>
+            </w:pPr>
+            <w:r>
+              <w:rPr>
+                <w:rFonts w:ascii="Songti SC" w:hAnsi="Songti SC" w:eastAsia="Songti SC"/>
+                <w:b/>
+                <w:sz w:val="19"/>
+              </w:rPr>
+              <w:t>科学推理L1</w:t>
+            </w:r>
+          </w:p>
+        </w:tc>
+        <w:tc>
+          <w:tcPr>
+            <w:tcW w:type="dxa" w:w="1746"/>
+            <w:vAlign w:val="center"/>
+            <w:shd w:fill="D9E2F3"/>
+          </w:tcPr>
+          <w:p>
+            <w:pPr>
+              <w:spacing w:lineRule="exact" w:line="360"/>
+              <w:ind w:firstLine="0"/>
+              <w:jc w:val="center"/>
+            </w:pPr>
+            <w:r>
+              <w:rPr>
+                <w:rFonts w:ascii="Songti SC" w:hAnsi="Songti SC" w:eastAsia="Songti SC"/>
+                <w:b/>
+                <w:sz w:val="19"/>
+              </w:rPr>
+              <w:t>科学推理L2</w:t>
+            </w:r>
+          </w:p>
+        </w:tc>
+        <w:tc>
+          <w:tcPr>
+            <w:tcW w:type="dxa" w:w="1746"/>
+            <w:vAlign w:val="center"/>
+            <w:shd w:fill="D9E2F3"/>
+          </w:tcPr>
+          <w:p>
+            <w:pPr>
+              <w:spacing w:lineRule="exact" w:line="360"/>
+              <w:ind w:firstLine="0"/>
+              <w:jc w:val="center"/>
+            </w:pPr>
+            <w:r>
+              <w:rPr>
+                <w:rFonts w:ascii="Songti SC" w:hAnsi="Songti SC" w:eastAsia="Songti SC"/>
+                <w:b/>
+                <w:sz w:val="19"/>
+              </w:rPr>
+              <w:t>科学推理L3</w:t>
+            </w:r>
+          </w:p>
+        </w:tc>
+        <w:tc>
+          <w:tcPr>
+            <w:tcW w:type="dxa" w:w="1746"/>
+            <w:vAlign w:val="center"/>
+            <w:shd w:fill="D9E2F3"/>
+          </w:tcPr>
+          <w:p>
+            <w:pPr>
+              <w:spacing w:lineRule="exact" w:line="360"/>
+              <w:ind w:firstLine="0"/>
+              <w:jc w:val="center"/>
+            </w:pPr>
+            <w:r>
+              <w:rPr>
+                <w:rFonts w:ascii="Songti SC" w:hAnsi="Songti SC" w:eastAsia="Songti SC"/>
+                <w:b/>
+                <w:sz w:val="19"/>
+              </w:rPr>
+              <w:t>合计</w:t>
+            </w:r>
+          </w:p>
+        </w:tc>
+      </w:tr>
+      <w:tr>
+        <w:tc>
+          <w:tcPr>
+            <w:tcW w:type="dxa" w:w="1746"/>
+            <w:vAlign w:val="center"/>
+          </w:tcPr>
+          <w:p>
+            <w:pPr>
+              <w:spacing w:lineRule="exact" w:line="360"/>
+              <w:ind w:firstLine="0"/>
+              <w:jc w:val="left"/>
+            </w:pPr>
+            <w:r>
+              <w:rPr>
+                <w:rFonts w:ascii="Songti SC" w:hAnsi="Songti SC" w:eastAsia="Songti SC"/>
+                <w:b w:val="0"/>
+                <w:sz w:val="19"/>
+              </w:rPr>
+              <w:t>L1</w:t>
+            </w:r>
+          </w:p>
+        </w:tc>
+        <w:tc>
+          <w:tcPr>
+            <w:tcW w:type="dxa" w:w="1746"/>
+            <w:vAlign w:val="center"/>
+          </w:tcPr>
+          <w:p>
+            <w:pPr>
+              <w:spacing w:lineRule="exact" w:line="360"/>
+              <w:ind w:firstLine="0"/>
+              <w:jc w:val="left"/>
+            </w:pPr>
+            <w:r>
+              <w:rPr>
+                <w:rFonts w:ascii="Songti SC" w:hAnsi="Songti SC" w:eastAsia="Songti SC"/>
+                <w:b w:val="0"/>
+                <w:sz w:val="19"/>
+              </w:rPr>
+              <w:t>56</w:t>
+            </w:r>
+          </w:p>
+        </w:tc>
+        <w:tc>
+          <w:tcPr>
+            <w:tcW w:type="dxa" w:w="1746"/>
+            <w:vAlign w:val="center"/>
+          </w:tcPr>
+          <w:p>
+            <w:pPr>
+              <w:spacing w:lineRule="exact" w:line="360"/>
+              <w:ind w:firstLine="0"/>
+              <w:jc w:val="left"/>
+            </w:pPr>
+            <w:r>
+              <w:rPr>
+                <w:rFonts w:ascii="Songti SC" w:hAnsi="Songti SC" w:eastAsia="Songti SC"/>
+                <w:b w:val="0"/>
+                <w:sz w:val="19"/>
+              </w:rPr>
+              <w:t>44</w:t>
+            </w:r>
+          </w:p>
+        </w:tc>
+        <w:tc>
+          <w:tcPr>
+            <w:tcW w:type="dxa" w:w="1746"/>
+            <w:vAlign w:val="center"/>
+          </w:tcPr>
+          <w:p>
+            <w:pPr>
+              <w:spacing w:lineRule="exact" w:line="360"/>
+              <w:ind w:firstLine="0"/>
+              <w:jc w:val="left"/>
+            </w:pPr>
+            <w:r>
+              <w:rPr>
+                <w:rFonts w:ascii="Songti SC" w:hAnsi="Songti SC" w:eastAsia="Songti SC"/>
+                <w:b w:val="0"/>
+                <w:sz w:val="19"/>
+              </w:rPr>
+              <w:t>9</w:t>
+            </w:r>
+          </w:p>
+        </w:tc>
+        <w:tc>
+          <w:tcPr>
+            <w:tcW w:type="dxa" w:w="1746"/>
+            <w:vAlign w:val="center"/>
+          </w:tcPr>
+          <w:p>
+            <w:pPr>
+              <w:spacing w:lineRule="exact" w:line="360"/>
+              <w:ind w:firstLine="0"/>
+              <w:jc w:val="left"/>
+            </w:pPr>
+            <w:r>
+              <w:rPr>
+                <w:rFonts w:ascii="Songti SC" w:hAnsi="Songti SC" w:eastAsia="Songti SC"/>
+                <w:b w:val="0"/>
+                <w:sz w:val="19"/>
+              </w:rPr>
+              <w:t>109</w:t>
+            </w:r>
+          </w:p>
+        </w:tc>
+      </w:tr>
+      <w:tr>
+        <w:tc>
+          <w:tcPr>
+            <w:tcW w:type="dxa" w:w="1746"/>
+            <w:vAlign w:val="center"/>
+          </w:tcPr>
+          <w:p>
+            <w:pPr>
+              <w:spacing w:lineRule="exact" w:line="360"/>
+              <w:ind w:firstLine="0"/>
+              <w:jc w:val="left"/>
+            </w:pPr>
+            <w:r>
+              <w:rPr>
+                <w:rFonts w:ascii="Songti SC" w:hAnsi="Songti SC" w:eastAsia="Songti SC"/>
+                <w:b w:val="0"/>
+                <w:sz w:val="19"/>
+              </w:rPr>
+              <w:t>L2</w:t>
+            </w:r>
+          </w:p>
+        </w:tc>
+        <w:tc>
+          <w:tcPr>
+            <w:tcW w:type="dxa" w:w="1746"/>
+            <w:vAlign w:val="center"/>
+          </w:tcPr>
+          <w:p>
+            <w:pPr>
+              <w:spacing w:lineRule="exact" w:line="360"/>
+              <w:ind w:firstLine="0"/>
+              <w:jc w:val="left"/>
+            </w:pPr>
+            <w:r>
+              <w:rPr>
+                <w:rFonts w:ascii="Songti SC" w:hAnsi="Songti SC" w:eastAsia="Songti SC"/>
+                <w:b w:val="0"/>
+                <w:sz w:val="19"/>
+              </w:rPr>
+              <w:t>11</w:t>
+            </w:r>
+          </w:p>
+        </w:tc>
+        <w:tc>
+          <w:tcPr>
+            <w:tcW w:type="dxa" w:w="1746"/>
+            <w:vAlign w:val="center"/>
+          </w:tcPr>
+          <w:p>
+            <w:pPr>
+              <w:spacing w:lineRule="exact" w:line="360"/>
+              <w:ind w:firstLine="0"/>
+              <w:jc w:val="left"/>
+            </w:pPr>
+            <w:r>
+              <w:rPr>
+                <w:rFonts w:ascii="Songti SC" w:hAnsi="Songti SC" w:eastAsia="Songti SC"/>
+                <w:b w:val="0"/>
+                <w:sz w:val="19"/>
+              </w:rPr>
+              <w:t>11</w:t>
+            </w:r>
+          </w:p>
+        </w:tc>
+        <w:tc>
+          <w:tcPr>
+            <w:tcW w:type="dxa" w:w="1746"/>
+            <w:vAlign w:val="center"/>
+          </w:tcPr>
+          <w:p>
+            <w:pPr>
+              <w:spacing w:lineRule="exact" w:line="360"/>
+              <w:ind w:firstLine="0"/>
+              <w:jc w:val="left"/>
+            </w:pPr>
+            <w:r>
+              <w:rPr>
+                <w:rFonts w:ascii="Songti SC" w:hAnsi="Songti SC" w:eastAsia="Songti SC"/>
+                <w:b w:val="0"/>
+                <w:sz w:val="19"/>
+              </w:rPr>
+              <w:t>0</w:t>
+            </w:r>
+          </w:p>
+        </w:tc>
+        <w:tc>
+          <w:tcPr>
+            <w:tcW w:type="dxa" w:w="1746"/>
+            <w:vAlign w:val="center"/>
+          </w:tcPr>
+          <w:p>
+            <w:pPr>
+              <w:spacing w:lineRule="exact" w:line="360"/>
+              <w:ind w:firstLine="0"/>
+              <w:jc w:val="left"/>
+            </w:pPr>
+            <w:r>
+              <w:rPr>
+                <w:rFonts w:ascii="Songti SC" w:hAnsi="Songti SC" w:eastAsia="Songti SC"/>
+                <w:b w:val="0"/>
+                <w:sz w:val="19"/>
+              </w:rPr>
+              <w:t>22</w:t>
+            </w:r>
+          </w:p>
+        </w:tc>
+      </w:tr>
+      <w:tr>
+        <w:tc>
+          <w:tcPr>
+            <w:tcW w:type="dxa" w:w="1746"/>
+            <w:vAlign w:val="center"/>
+          </w:tcPr>
+          <w:p>
+            <w:pPr>
+              <w:spacing w:lineRule="exact" w:line="360"/>
+              <w:ind w:firstLine="0"/>
+              <w:jc w:val="left"/>
+            </w:pPr>
+            <w:r>
+              <w:rPr>
+                <w:rFonts w:ascii="Songti SC" w:hAnsi="Songti SC" w:eastAsia="Songti SC"/>
+                <w:b w:val="0"/>
+                <w:sz w:val="19"/>
+              </w:rPr>
+              <w:t>L3</w:t>
+            </w:r>
+          </w:p>
+        </w:tc>
+        <w:tc>
+          <w:tcPr>
+            <w:tcW w:type="dxa" w:w="1746"/>
+            <w:vAlign w:val="center"/>
+          </w:tcPr>
+          <w:p>
+            <w:pPr>
+              <w:spacing w:lineRule="exact" w:line="360"/>
+              <w:ind w:firstLine="0"/>
+              <w:jc w:val="left"/>
+            </w:pPr>
+            <w:r>
+              <w:rPr>
+                <w:rFonts w:ascii="Songti SC" w:hAnsi="Songti SC" w:eastAsia="Songti SC"/>
+                <w:b w:val="0"/>
+                <w:sz w:val="19"/>
+              </w:rPr>
+              <w:t>39</w:t>
+            </w:r>
+          </w:p>
+        </w:tc>
+        <w:tc>
+          <w:tcPr>
+            <w:tcW w:type="dxa" w:w="1746"/>
+            <w:vAlign w:val="center"/>
+          </w:tcPr>
+          <w:p>
+            <w:pPr>
+              <w:spacing w:lineRule="exact" w:line="360"/>
+              <w:ind w:firstLine="0"/>
+              <w:jc w:val="left"/>
+            </w:pPr>
+            <w:r>
+              <w:rPr>
+                <w:rFonts w:ascii="Songti SC" w:hAnsi="Songti SC" w:eastAsia="Songti SC"/>
+                <w:b w:val="0"/>
+                <w:sz w:val="19"/>
+              </w:rPr>
+              <w:t>26</w:t>
+            </w:r>
+          </w:p>
+        </w:tc>
+        <w:tc>
+          <w:tcPr>
+            <w:tcW w:type="dxa" w:w="1746"/>
+            <w:vAlign w:val="center"/>
+          </w:tcPr>
+          <w:p>
+            <w:pPr>
+              <w:spacing w:lineRule="exact" w:line="360"/>
+              <w:ind w:firstLine="0"/>
+              <w:jc w:val="left"/>
+            </w:pPr>
+            <w:r>
+              <w:rPr>
+                <w:rFonts w:ascii="Songti SC" w:hAnsi="Songti SC" w:eastAsia="Songti SC"/>
+                <w:b w:val="0"/>
+                <w:sz w:val="19"/>
+              </w:rPr>
+              <w:t>7</w:t>
+            </w:r>
+          </w:p>
+        </w:tc>
+        <w:tc>
+          <w:tcPr>
+            <w:tcW w:type="dxa" w:w="1746"/>
+            <w:vAlign w:val="center"/>
+          </w:tcPr>
+          <w:p>
+            <w:pPr>
+              <w:spacing w:lineRule="exact" w:line="360"/>
+              <w:ind w:firstLine="0"/>
+              <w:jc w:val="left"/>
+            </w:pPr>
+            <w:r>
+              <w:rPr>
+                <w:rFonts w:ascii="Songti SC" w:hAnsi="Songti SC" w:eastAsia="Songti SC"/>
+                <w:b w:val="0"/>
+                <w:sz w:val="19"/>
+              </w:rPr>
+              <w:t>72</w:t>
+            </w:r>
+          </w:p>
+        </w:tc>
+      </w:tr>
+      <w:tr>
+        <w:tc>
+          <w:tcPr>
+            <w:tcW w:type="dxa" w:w="1746"/>
+            <w:vAlign w:val="center"/>
+          </w:tcPr>
+          <w:p>
+            <w:pPr>
+              <w:spacing w:lineRule="exact" w:line="360"/>
+              <w:ind w:firstLine="0"/>
+              <w:jc w:val="left"/>
+            </w:pPr>
+            <w:r>
+              <w:rPr>
+                <w:rFonts w:ascii="Songti SC" w:hAnsi="Songti SC" w:eastAsia="Songti SC"/>
+                <w:b w:val="0"/>
+                <w:sz w:val="19"/>
+              </w:rPr>
+              <w:t>合计</w:t>
+            </w:r>
+          </w:p>
+        </w:tc>
+        <w:tc>
+          <w:tcPr>
+            <w:tcW w:type="dxa" w:w="1746"/>
+            <w:vAlign w:val="center"/>
+          </w:tcPr>
+          <w:p>
+            <w:pPr>
+              <w:spacing w:lineRule="exact" w:line="360"/>
+              <w:ind w:firstLine="0"/>
+              <w:jc w:val="left"/>
+            </w:pPr>
+            <w:r>
+              <w:rPr>
+                <w:rFonts w:ascii="Songti SC" w:hAnsi="Songti SC" w:eastAsia="Songti SC"/>
+                <w:b w:val="0"/>
+                <w:sz w:val="19"/>
+              </w:rPr>
+              <w:t>106</w:t>
+            </w:r>
+          </w:p>
+        </w:tc>
+        <w:tc>
+          <w:tcPr>
+            <w:tcW w:type="dxa" w:w="1746"/>
+            <w:vAlign w:val="center"/>
+          </w:tcPr>
+          <w:p>
+            <w:pPr>
+              <w:spacing w:lineRule="exact" w:line="360"/>
+              <w:ind w:firstLine="0"/>
+              <w:jc w:val="left"/>
+            </w:pPr>
+            <w:r>
+              <w:rPr>
+                <w:rFonts w:ascii="Songti SC" w:hAnsi="Songti SC" w:eastAsia="Songti SC"/>
+                <w:b w:val="0"/>
+                <w:sz w:val="19"/>
+              </w:rPr>
+              <w:t>81</w:t>
+            </w:r>
+          </w:p>
+        </w:tc>
+        <w:tc>
+          <w:tcPr>
+            <w:tcW w:type="dxa" w:w="1746"/>
+            <w:vAlign w:val="center"/>
+          </w:tcPr>
+          <w:p>
+            <w:pPr>
+              <w:spacing w:lineRule="exact" w:line="360"/>
+              <w:ind w:firstLine="0"/>
+              <w:jc w:val="left"/>
+            </w:pPr>
+            <w:r>
+              <w:rPr>
+                <w:rFonts w:ascii="Songti SC" w:hAnsi="Songti SC" w:eastAsia="Songti SC"/>
+                <w:b w:val="0"/>
+                <w:sz w:val="19"/>
+              </w:rPr>
+              <w:t>16</w:t>
+            </w:r>
+          </w:p>
+        </w:tc>
+        <w:tc>
+          <w:tcPr>
+            <w:tcW w:type="dxa" w:w="1746"/>
+            <w:vAlign w:val="center"/>
+          </w:tcPr>
+          <w:p>
+            <w:pPr>
+              <w:spacing w:lineRule="exact" w:line="360"/>
+              <w:ind w:firstLine="0"/>
+              <w:jc w:val="left"/>
+            </w:pPr>
+            <w:r>
+              <w:rPr>
+                <w:rFonts w:ascii="Songti SC" w:hAnsi="Songti SC" w:eastAsia="Songti SC"/>
+                <w:b w:val="0"/>
+                <w:sz w:val="19"/>
+              </w:rPr>
+              <w:t>203</w:t>
+            </w:r>
+          </w:p>
+        </w:tc>
+      </w:tr>
+    </w:tbl>
+    <w:p>
+      <w:pPr>
+        <w:spacing w:after="60"/>
+      </w:pPr>
+    </w:p>
+    <w:p>
+      <w:r>
+        <w:rPr>
+          <w:rFonts w:ascii="Songti SC" w:hAnsi="Songti SC" w:eastAsia="Songti SC"/>
+          <w:b w:val="0"/>
+          <w:sz w:val="24"/>
+        </w:rPr>
+        <w:t>表4-3显示，模型建构L1与科学推理L1或L2的组配分别为56个和44个单元，构成较为常见的任务形态：模型或研究对象相对明确，但仍需要在一个或多个条件下建立关系。模型建构L3与科学推理L1、L2、L3的组配分别为39个、26个和7个单元，表明较高的模型组织要求并不必然伴随同等级的长推演链。有些小问的主要难点在于确定对象、状态、边界或近似，一旦模型确定，后续推理可以相对直接；另一些小问则需要同时组织模型和多重关系。</w:t>
+      </w:r>
+    </w:p>
+    <w:p>
+      <w:r>
+        <w:rPr>
+          <w:rFonts w:ascii="Songti SC" w:hAnsi="Songti SC" w:eastAsia="Songti SC"/>
+          <w:b w:val="0"/>
+          <w:sz w:val="24"/>
+        </w:rPr>
+        <w:t>科学推理L3在表中的16个单元分布于模型建构L1和L3，分别为9个和7个单元，模型建构L2与科学推理L3的组配为0。这一结果只描述当前语料和编码规则下的记录分布，不应解释为某种普遍的阶段规律。它提示研究者和教师在阅读高关系整合要求的小问时，不能只看公式链是否较长，还要检查模型是否已在题面中明确给定；同样，面对模型建构L3的小问，也需要区分其后续推演是直接关系调用还是多条件整合。</w:t>
+      </w:r>
+    </w:p>
+    <w:p>
+      <w:r>
+        <w:rPr>
+          <w:rFonts w:ascii="Songti SC" w:hAnsi="Songti SC" w:eastAsia="Songti SC"/>
+          <w:b w:val="0"/>
+          <w:sz w:val="24"/>
+        </w:rPr>
+        <w:t>等级组配的教学意义在于使支架更有针对性。对于“模型建构L3—科学推理L1”的任务，教师可重点要求学生说明系统边界、状态条件或近似假设，而不必用冗长的关系图替代必要推导；对于“模型建构L1—科学推理L3”的任务，则更适合要求学生画出条件—规律—中间量的关系链。只有将两类等级放在同一任务中阅读，等级统计才可能转化为具体的选题和评讲依据。</w:t>
+      </w:r>
+    </w:p>
+    <w:p>
+      <w:r>
+        <w:br w:type="page"/>
+      </w:r>
+    </w:p>
+    <w:p>
+      <w:pPr>
+        <w:keepNext/>
+        <w:keepLines/>
+        <w:spacing w:line="240" w:lineRule="auto"/>
+        <w:jc w:val="center"/>
+      </w:pPr>
+      <w:r>
+        <w:drawing>
+          <wp:inline xmlns:a="http://schemas.openxmlformats.org/drawingml/2006/main" xmlns:pic="http://schemas.openxmlformats.org/drawingml/2006/picture">
+            <wp:extent cx="4627376" cy="3671999"/>
+            <wp:docPr id="5" name="Picture 5"/>
+            <wp:cNvGraphicFramePr>
+              <a:graphicFrameLocks noChangeAspect="1"/>
+            </wp:cNvGraphicFramePr>
+            <a:graphic>
+              <a:graphicData uri="http://schemas.openxmlformats.org/drawingml/2006/picture">
+                <pic:pic>
+                  <pic:nvPicPr>
+                    <pic:cNvPr id="0" name="figure_4_3_model_reasoning_level_pair_r01_v1.jpg"/>
+                    <pic:cNvPicPr/>
+                  </pic:nvPicPr>
+                  <pic:blipFill>
+                    <a:blip r:embed="rId15"/>
+                    <a:stretch>
+                      <a:fillRect/>
+                    </a:stretch>
+                  </pic:blipFill>
+                  <pic:spPr>
+                    <a:xfrm>
+                      <a:off x="0" y="0"/>
+                      <a:ext cx="4627376" cy="3671999"/>
+                    </a:xfrm>
+                    <a:prstGeom prst="rect"/>
+                  </pic:spPr>
+                </pic:pic>
+              </a:graphicData>
+            </a:graphic>
+          </wp:inline>
+        </w:drawing>
+      </w:r>
+    </w:p>
+    <w:p>
+      <w:pPr>
+        <w:pStyle w:val="FigureCaption"/>
+        <w:ind w:firstLine="0"/>
+      </w:pPr>
+      <w:r>
+        <w:rPr>
+          <w:rFonts w:ascii="Songti SC" w:hAnsi="Songti SC" w:eastAsia="Songti SC"/>
+          <w:b w:val="0"/>
+          <w:sz w:val="24"/>
+        </w:rPr>
+        <w:t>图4-3 模型建构与科学推理的等级组配。图中每个数字代表同时具有相应两类等级要求的分析单元数，依据当前更正编码表生成。</w:t>
+      </w:r>
+    </w:p>
+    <w:p>
+      <w:pPr>
         <w:pStyle w:val="Heading2"/>
       </w:pPr>
       <w:r>
@@ -8521,7 +9318,7 @@
           <w:b w:val="0"/>
           <w:sz w:val="24"/>
         </w:rPr>
-        <w:t>为便于在同一口径下观察各维度对的交集与并集，表4-3列出全部六组组合。模型建构与科学推理的共同出现数为203，等于模型建构的全部出现数；科学推理与科学论证、质疑创新的共同出现数分别为106和84，等于后两者的全部出现数。这些集合关系来自当前编码，不表示一个维度在理论上从属于另一个维度，而是提示在本语料的判定规则下，出现科学论证或质疑创新的单元同时也被判定包含科学推理。</w:t>
+        <w:t>为便于在同一口径下观察各维度对的交集与并集，表4-4列出全部六组组合。模型建构与科学推理的共同出现数为203，等于模型建构的全部出现数；科学推理与科学论证、质疑创新的共同出现数分别为106和84，等于后两者的全部出现数。这些集合关系来自当前编码，不表示一个维度在理论上从属于另一个维度，而是提示在本语料的判定规则下，出现科学论证或质疑创新的单元同时也被判定包含科学推理。</w:t>
       </w:r>
     </w:p>
     <w:tbl>
@@ -9156,7 +9953,7 @@
           <w:b w:val="0"/>
           <w:sz w:val="24"/>
         </w:rPr>
-        <w:t>表4-3中的Jaccard系数只是集合重叠程度的描述指标，不是相关系数、效应量或因果指标。科学论证与质疑创新的交集为40个单元，既说明两类要求可共同出现，也保留了各自单独出现的情况：科学论证出现而质疑创新未出现的单元为66个，质疑创新出现而科学论证未出现的单元为44个。</w:t>
+        <w:t>表4-4中的Jaccard系数只是集合重叠程度的描述指标，不是相关系数、效应量或因果指标。科学论证与质疑创新的交集为40个单元，既说明两类要求可共同出现，也保留了各自单独出现的情况：科学论证出现而质疑创新未出现的单元为66个，质疑创新出现而科学论证未出现的单元为44个。</w:t>
       </w:r>
     </w:p>
     <w:p>
@@ -9201,6 +9998,526 @@
     </w:p>
     <w:p>
       <w:pPr>
+        <w:pStyle w:val="Heading3"/>
+      </w:pPr>
+      <w:r>
+        <w:t>4.4.2 完整维度组合的任务类型</w:t>
+      </w:r>
+    </w:p>
+    <w:p>
+      <w:r>
+        <w:rPr>
+          <w:rFonts w:ascii="Songti SC" w:hAnsi="Songti SC" w:eastAsia="Songti SC"/>
+          <w:b w:val="0"/>
+          <w:sz w:val="24"/>
+        </w:rPr>
+        <w:t>在四维度同时记录的前提下，219个分析单元呈现五种完整组合，见表4-5。模型建构、科学推理与科学论证共同出现而质疑创新未出现的组合为66个单元；模型建构与科学推理共同出现、其余两维未出现的组合为53个单元；模型建构、科学推理与质疑创新共同出现而科学论证未出现的组合为44个单元；四维同时出现的组合为40个单元；仅出现科学推理的组合为16个单元。</w:t>
+      </w:r>
+    </w:p>
+    <w:tbl>
+      <w:tblPr>
+        <w:tblStyle w:val="TableGrid"/>
+        <w:tblW w:type="auto" w:w="0"/>
+        <w:tblLayout w:type="fixed"/>
+        <w:tblLook w:firstColumn="1" w:firstRow="1" w:lastColumn="0" w:lastRow="0" w:noHBand="0" w:noVBand="1" w:val="04A0"/>
+      </w:tblPr>
+      <w:tblGrid>
+        <w:gridCol w:w="2910"/>
+        <w:gridCol w:w="2910"/>
+        <w:gridCol w:w="2910"/>
+      </w:tblGrid>
+      <w:tr>
+        <w:tc>
+          <w:tcPr>
+            <w:tcW w:type="dxa" w:w="2910"/>
+            <w:vAlign w:val="center"/>
+            <w:shd w:fill="D9E2F3"/>
+          </w:tcPr>
+          <w:p>
+            <w:pPr>
+              <w:spacing w:lineRule="exact" w:line="360"/>
+              <w:ind w:firstLine="0"/>
+              <w:jc w:val="center"/>
+            </w:pPr>
+            <w:r>
+              <w:rPr>
+                <w:rFonts w:ascii="Songti SC" w:hAnsi="Songti SC" w:eastAsia="Songti SC"/>
+                <w:b/>
+                <w:sz w:val="19"/>
+              </w:rPr>
+              <w:t>完整维度组合</w:t>
+            </w:r>
+          </w:p>
+        </w:tc>
+        <w:tc>
+          <w:tcPr>
+            <w:tcW w:type="dxa" w:w="2910"/>
+            <w:vAlign w:val="center"/>
+            <w:shd w:fill="D9E2F3"/>
+          </w:tcPr>
+          <w:p>
+            <w:pPr>
+              <w:spacing w:lineRule="exact" w:line="360"/>
+              <w:ind w:firstLine="0"/>
+              <w:jc w:val="center"/>
+            </w:pPr>
+            <w:r>
+              <w:rPr>
+                <w:rFonts w:ascii="Songti SC" w:hAnsi="Songti SC" w:eastAsia="Songti SC"/>
+                <w:b/>
+                <w:sz w:val="19"/>
+              </w:rPr>
+              <w:t>单元数</w:t>
+            </w:r>
+          </w:p>
+        </w:tc>
+        <w:tc>
+          <w:tcPr>
+            <w:tcW w:type="dxa" w:w="2910"/>
+            <w:vAlign w:val="center"/>
+            <w:shd w:fill="D9E2F3"/>
+          </w:tcPr>
+          <w:p>
+            <w:pPr>
+              <w:spacing w:lineRule="exact" w:line="360"/>
+              <w:ind w:firstLine="0"/>
+              <w:jc w:val="center"/>
+            </w:pPr>
+            <w:r>
+              <w:rPr>
+                <w:rFonts w:ascii="Songti SC" w:hAnsi="Songti SC" w:eastAsia="Songti SC"/>
+                <w:b/>
+                <w:sz w:val="19"/>
+              </w:rPr>
+              <w:t>占全部219个单元的比例</w:t>
+            </w:r>
+          </w:p>
+        </w:tc>
+      </w:tr>
+      <w:tr>
+        <w:tc>
+          <w:tcPr>
+            <w:tcW w:type="dxa" w:w="2910"/>
+            <w:vAlign w:val="center"/>
+          </w:tcPr>
+          <w:p>
+            <w:pPr>
+              <w:spacing w:lineRule="exact" w:line="360"/>
+              <w:ind w:firstLine="0"/>
+              <w:jc w:val="left"/>
+            </w:pPr>
+            <w:r>
+              <w:rPr>
+                <w:rFonts w:ascii="Songti SC" w:hAnsi="Songti SC" w:eastAsia="Songti SC"/>
+                <w:b w:val="0"/>
+                <w:sz w:val="19"/>
+              </w:rPr>
+              <w:t>模型建构、科学推理、科学论证</w:t>
+            </w:r>
+          </w:p>
+        </w:tc>
+        <w:tc>
+          <w:tcPr>
+            <w:tcW w:type="dxa" w:w="2910"/>
+            <w:vAlign w:val="center"/>
+          </w:tcPr>
+          <w:p>
+            <w:pPr>
+              <w:spacing w:lineRule="exact" w:line="360"/>
+              <w:ind w:firstLine="0"/>
+              <w:jc w:val="left"/>
+            </w:pPr>
+            <w:r>
+              <w:rPr>
+                <w:rFonts w:ascii="Songti SC" w:hAnsi="Songti SC" w:eastAsia="Songti SC"/>
+                <w:b w:val="0"/>
+                <w:sz w:val="19"/>
+              </w:rPr>
+              <w:t>66</w:t>
+            </w:r>
+          </w:p>
+        </w:tc>
+        <w:tc>
+          <w:tcPr>
+            <w:tcW w:type="dxa" w:w="2910"/>
+            <w:vAlign w:val="center"/>
+          </w:tcPr>
+          <w:p>
+            <w:pPr>
+              <w:spacing w:lineRule="exact" w:line="360"/>
+              <w:ind w:firstLine="0"/>
+              <w:jc w:val="left"/>
+            </w:pPr>
+            <w:r>
+              <w:rPr>
+                <w:rFonts w:ascii="Songti SC" w:hAnsi="Songti SC" w:eastAsia="Songti SC"/>
+                <w:b w:val="0"/>
+                <w:sz w:val="19"/>
+              </w:rPr>
+              <w:t>30.14%</w:t>
+            </w:r>
+          </w:p>
+        </w:tc>
+      </w:tr>
+      <w:tr>
+        <w:tc>
+          <w:tcPr>
+            <w:tcW w:type="dxa" w:w="2910"/>
+            <w:vAlign w:val="center"/>
+          </w:tcPr>
+          <w:p>
+            <w:pPr>
+              <w:spacing w:lineRule="exact" w:line="360"/>
+              <w:ind w:firstLine="0"/>
+              <w:jc w:val="left"/>
+            </w:pPr>
+            <w:r>
+              <w:rPr>
+                <w:rFonts w:ascii="Songti SC" w:hAnsi="Songti SC" w:eastAsia="Songti SC"/>
+                <w:b w:val="0"/>
+                <w:sz w:val="19"/>
+              </w:rPr>
+              <w:t>模型建构、科学推理</w:t>
+            </w:r>
+          </w:p>
+        </w:tc>
+        <w:tc>
+          <w:tcPr>
+            <w:tcW w:type="dxa" w:w="2910"/>
+            <w:vAlign w:val="center"/>
+          </w:tcPr>
+          <w:p>
+            <w:pPr>
+              <w:spacing w:lineRule="exact" w:line="360"/>
+              <w:ind w:firstLine="0"/>
+              <w:jc w:val="left"/>
+            </w:pPr>
+            <w:r>
+              <w:rPr>
+                <w:rFonts w:ascii="Songti SC" w:hAnsi="Songti SC" w:eastAsia="Songti SC"/>
+                <w:b w:val="0"/>
+                <w:sz w:val="19"/>
+              </w:rPr>
+              <w:t>53</w:t>
+            </w:r>
+          </w:p>
+        </w:tc>
+        <w:tc>
+          <w:tcPr>
+            <w:tcW w:type="dxa" w:w="2910"/>
+            <w:vAlign w:val="center"/>
+          </w:tcPr>
+          <w:p>
+            <w:pPr>
+              <w:spacing w:lineRule="exact" w:line="360"/>
+              <w:ind w:firstLine="0"/>
+              <w:jc w:val="left"/>
+            </w:pPr>
+            <w:r>
+              <w:rPr>
+                <w:rFonts w:ascii="Songti SC" w:hAnsi="Songti SC" w:eastAsia="Songti SC"/>
+                <w:b w:val="0"/>
+                <w:sz w:val="19"/>
+              </w:rPr>
+              <w:t>24.20%</w:t>
+            </w:r>
+          </w:p>
+        </w:tc>
+      </w:tr>
+      <w:tr>
+        <w:tc>
+          <w:tcPr>
+            <w:tcW w:type="dxa" w:w="2910"/>
+            <w:vAlign w:val="center"/>
+          </w:tcPr>
+          <w:p>
+            <w:pPr>
+              <w:spacing w:lineRule="exact" w:line="360"/>
+              <w:ind w:firstLine="0"/>
+              <w:jc w:val="left"/>
+            </w:pPr>
+            <w:r>
+              <w:rPr>
+                <w:rFonts w:ascii="Songti SC" w:hAnsi="Songti SC" w:eastAsia="Songti SC"/>
+                <w:b w:val="0"/>
+                <w:sz w:val="19"/>
+              </w:rPr>
+              <w:t>模型建构、科学推理、质疑创新</w:t>
+            </w:r>
+          </w:p>
+        </w:tc>
+        <w:tc>
+          <w:tcPr>
+            <w:tcW w:type="dxa" w:w="2910"/>
+            <w:vAlign w:val="center"/>
+          </w:tcPr>
+          <w:p>
+            <w:pPr>
+              <w:spacing w:lineRule="exact" w:line="360"/>
+              <w:ind w:firstLine="0"/>
+              <w:jc w:val="left"/>
+            </w:pPr>
+            <w:r>
+              <w:rPr>
+                <w:rFonts w:ascii="Songti SC" w:hAnsi="Songti SC" w:eastAsia="Songti SC"/>
+                <w:b w:val="0"/>
+                <w:sz w:val="19"/>
+              </w:rPr>
+              <w:t>44</w:t>
+            </w:r>
+          </w:p>
+        </w:tc>
+        <w:tc>
+          <w:tcPr>
+            <w:tcW w:type="dxa" w:w="2910"/>
+            <w:vAlign w:val="center"/>
+          </w:tcPr>
+          <w:p>
+            <w:pPr>
+              <w:spacing w:lineRule="exact" w:line="360"/>
+              <w:ind w:firstLine="0"/>
+              <w:jc w:val="left"/>
+            </w:pPr>
+            <w:r>
+              <w:rPr>
+                <w:rFonts w:ascii="Songti SC" w:hAnsi="Songti SC" w:eastAsia="Songti SC"/>
+                <w:b w:val="0"/>
+                <w:sz w:val="19"/>
+              </w:rPr>
+              <w:t>20.09%</w:t>
+            </w:r>
+          </w:p>
+        </w:tc>
+      </w:tr>
+      <w:tr>
+        <w:tc>
+          <w:tcPr>
+            <w:tcW w:type="dxa" w:w="2910"/>
+            <w:vAlign w:val="center"/>
+          </w:tcPr>
+          <w:p>
+            <w:pPr>
+              <w:spacing w:lineRule="exact" w:line="360"/>
+              <w:ind w:firstLine="0"/>
+              <w:jc w:val="left"/>
+            </w:pPr>
+            <w:r>
+              <w:rPr>
+                <w:rFonts w:ascii="Songti SC" w:hAnsi="Songti SC" w:eastAsia="Songti SC"/>
+                <w:b w:val="0"/>
+                <w:sz w:val="19"/>
+              </w:rPr>
+              <w:t>模型建构、科学推理、科学论证、质疑创新</w:t>
+            </w:r>
+          </w:p>
+        </w:tc>
+        <w:tc>
+          <w:tcPr>
+            <w:tcW w:type="dxa" w:w="2910"/>
+            <w:vAlign w:val="center"/>
+          </w:tcPr>
+          <w:p>
+            <w:pPr>
+              <w:spacing w:lineRule="exact" w:line="360"/>
+              <w:ind w:firstLine="0"/>
+              <w:jc w:val="left"/>
+            </w:pPr>
+            <w:r>
+              <w:rPr>
+                <w:rFonts w:ascii="Songti SC" w:hAnsi="Songti SC" w:eastAsia="Songti SC"/>
+                <w:b w:val="0"/>
+                <w:sz w:val="19"/>
+              </w:rPr>
+              <w:t>40</w:t>
+            </w:r>
+          </w:p>
+        </w:tc>
+        <w:tc>
+          <w:tcPr>
+            <w:tcW w:type="dxa" w:w="2910"/>
+            <w:vAlign w:val="center"/>
+          </w:tcPr>
+          <w:p>
+            <w:pPr>
+              <w:spacing w:lineRule="exact" w:line="360"/>
+              <w:ind w:firstLine="0"/>
+              <w:jc w:val="left"/>
+            </w:pPr>
+            <w:r>
+              <w:rPr>
+                <w:rFonts w:ascii="Songti SC" w:hAnsi="Songti SC" w:eastAsia="Songti SC"/>
+                <w:b w:val="0"/>
+                <w:sz w:val="19"/>
+              </w:rPr>
+              <w:t>18.26%</w:t>
+            </w:r>
+          </w:p>
+        </w:tc>
+      </w:tr>
+      <w:tr>
+        <w:tc>
+          <w:tcPr>
+            <w:tcW w:type="dxa" w:w="2910"/>
+            <w:vAlign w:val="center"/>
+          </w:tcPr>
+          <w:p>
+            <w:pPr>
+              <w:spacing w:lineRule="exact" w:line="360"/>
+              <w:ind w:firstLine="0"/>
+              <w:jc w:val="left"/>
+            </w:pPr>
+            <w:r>
+              <w:rPr>
+                <w:rFonts w:ascii="Songti SC" w:hAnsi="Songti SC" w:eastAsia="Songti SC"/>
+                <w:b w:val="0"/>
+                <w:sz w:val="19"/>
+              </w:rPr>
+              <w:t>科学推理</w:t>
+            </w:r>
+          </w:p>
+        </w:tc>
+        <w:tc>
+          <w:tcPr>
+            <w:tcW w:type="dxa" w:w="2910"/>
+            <w:vAlign w:val="center"/>
+          </w:tcPr>
+          <w:p>
+            <w:pPr>
+              <w:spacing w:lineRule="exact" w:line="360"/>
+              <w:ind w:firstLine="0"/>
+              <w:jc w:val="left"/>
+            </w:pPr>
+            <w:r>
+              <w:rPr>
+                <w:rFonts w:ascii="Songti SC" w:hAnsi="Songti SC" w:eastAsia="Songti SC"/>
+                <w:b w:val="0"/>
+                <w:sz w:val="19"/>
+              </w:rPr>
+              <w:t>16</w:t>
+            </w:r>
+          </w:p>
+        </w:tc>
+        <w:tc>
+          <w:tcPr>
+            <w:tcW w:type="dxa" w:w="2910"/>
+            <w:vAlign w:val="center"/>
+          </w:tcPr>
+          <w:p>
+            <w:pPr>
+              <w:spacing w:lineRule="exact" w:line="360"/>
+              <w:ind w:firstLine="0"/>
+              <w:jc w:val="left"/>
+            </w:pPr>
+            <w:r>
+              <w:rPr>
+                <w:rFonts w:ascii="Songti SC" w:hAnsi="Songti SC" w:eastAsia="Songti SC"/>
+                <w:b w:val="0"/>
+                <w:sz w:val="19"/>
+              </w:rPr>
+              <w:t>7.31%</w:t>
+            </w:r>
+          </w:p>
+        </w:tc>
+      </w:tr>
+    </w:tbl>
+    <w:p>
+      <w:pPr>
+        <w:spacing w:after="60"/>
+      </w:pPr>
+    </w:p>
+    <w:p>
+      <w:r>
+        <w:rPr>
+          <w:rFonts w:ascii="Songti SC" w:hAnsi="Songti SC" w:eastAsia="Songti SC"/>
+          <w:b w:val="0"/>
+          <w:sz w:val="24"/>
+        </w:rPr>
+        <w:t>表4-5中的五类组合没有高低之分，而是对应不同的题目处理重点。66个“模型建构—科学推理—科学论证”单元表明，在相当一部分小问中，完成任务不仅要确定模型并推导结论，还要对比较、条件或结论边界作出说明。53个“模型建构—科学推理”单元则较集中地体现了在模型内建立关系的基本任务结构。44个包含质疑创新而不含科学论证的单元，提示有些任务直接要求改变条件、比较方案或重新处理假设，但并不必然要求以独立的论证形式说明既有结论。</w:t>
+      </w:r>
+    </w:p>
+    <w:p>
+      <w:r>
+        <w:rPr>
+          <w:rFonts w:ascii="Songti SC" w:hAnsi="Songti SC" w:eastAsia="Songti SC"/>
+          <w:b w:val="0"/>
+          <w:sz w:val="24"/>
+        </w:rPr>
+        <w:t>四维同时出现的40个单元构成全样本中任务要求最为完整的一类组合：解题者既要组织模型和关系，又要说明理由或边界，并处理方案或假设的变化。这里的“完整”只指四种观察维度同时出现，并不等同于题目一定更难或学生一定需要更高能力。仅出现科学推理的16个单元则说明，复赛语料中也存在模型条件已经明确、任务重点集中于关系推演的小问。将这些单元保留下来，能够防止把所有复赛题一概描述为需要重新建模或开放创新的任务。</w:t>
+      </w:r>
+    </w:p>
+    <w:p>
+      <w:r>
+        <w:rPr>
+          <w:rFonts w:ascii="Songti SC" w:hAnsi="Songti SC" w:eastAsia="Songti SC"/>
+          <w:b w:val="0"/>
+          <w:sz w:val="24"/>
+        </w:rPr>
+        <w:t>从教学组织看，表4-5为题目组合提供了一个较直接的选题依据。若目标是训练由模型到结论再到适用范围的完整表达，可优先选取“模型建构—科学推理—科学论证”或四维同时出现的题目；若目标是训练既定模型内的关系推演，可选择“模型建构—科学推理”或仅科学推理的题目；若目标是训练条件改变后的方案调整，则可从含有质疑创新的两类组合中选取材料。这样的分类不替代对具体题目的阅读，而是使教师能够先按任务结构筛选，再结合知识模块、情境与学生基础调整题目。</w:t>
+      </w:r>
+    </w:p>
+    <w:p>
+      <w:r>
+        <w:br w:type="page"/>
+      </w:r>
+    </w:p>
+    <w:p>
+      <w:pPr>
+        <w:keepNext/>
+        <w:keepLines/>
+        <w:spacing w:line="240" w:lineRule="auto"/>
+        <w:jc w:val="center"/>
+      </w:pPr>
+      <w:r>
+        <w:drawing>
+          <wp:inline xmlns:a="http://schemas.openxmlformats.org/drawingml/2006/main" xmlns:pic="http://schemas.openxmlformats.org/drawingml/2006/picture">
+            <wp:extent cx="5121560" cy="3671999"/>
+            <wp:docPr id="6" name="Picture 6"/>
+            <wp:cNvGraphicFramePr>
+              <a:graphicFrameLocks noChangeAspect="1"/>
+            </wp:cNvGraphicFramePr>
+            <a:graphic>
+              <a:graphicData uri="http://schemas.openxmlformats.org/drawingml/2006/picture">
+                <pic:pic>
+                  <pic:nvPicPr>
+                    <pic:cNvPr id="0" name="figure_4_4_dimension_patterns_r01_v1.jpg"/>
+                    <pic:cNvPicPr/>
+                  </pic:nvPicPr>
+                  <pic:blipFill>
+                    <a:blip r:embed="rId16"/>
+                    <a:stretch>
+                      <a:fillRect/>
+                    </a:stretch>
+                  </pic:blipFill>
+                  <pic:spPr>
+                    <a:xfrm>
+                      <a:off x="0" y="0"/>
+                      <a:ext cx="5121560" cy="3671999"/>
+                    </a:xfrm>
+                    <a:prstGeom prst="rect"/>
+                  </pic:spPr>
+                </pic:pic>
+              </a:graphicData>
+            </a:graphic>
+          </wp:inline>
+        </w:drawing>
+      </w:r>
+    </w:p>
+    <w:p>
+      <w:pPr>
+        <w:pStyle w:val="FigureCaption"/>
+        <w:ind w:firstLine="0"/>
+      </w:pPr>
+      <w:r>
+        <w:rPr>
+          <w:rFonts w:ascii="Songti SC" w:hAnsi="Songti SC" w:eastAsia="Songti SC"/>
+          <w:b w:val="0"/>
+          <w:sz w:val="24"/>
+        </w:rPr>
+        <w:t>图4-4 五类完整任务组合的构成。五种组合覆盖全部219个分析单元，图中百分比均以219为分母。</w:t>
+      </w:r>
+    </w:p>
+    <w:p>
+      <w:pPr>
         <w:pStyle w:val="Heading2"/>
       </w:pPr>
       <w:r>
@@ -9232,7 +10549,7 @@
           <w:b w:val="0"/>
           <w:sz w:val="24"/>
         </w:rPr>
-        <w:t>表4-4保留各届在当前分析单位数下的出现比例。每届分析单元数介于22和36之间，且不同届次的题目结构、拆分数量和物理主题并不相同，故表中只呈现当届语料的描述值。科学推理在八届均为100.00%；模型建构在2019届为86.36%、2022届为51.85%，其余六届为100.00%。科学论证和质疑创新在不同届次间的记录值存在差异，例如2022届质疑创新为0.00%、2023届为75.00%，但这不是趋势检验，也不能据此断言命题要求发生了稳定变化。</w:t>
+        <w:t>表4-6保留各届在当前分析单位数下的出现比例。每届分析单元数介于22和36之间，且不同届次的题目结构、拆分数量和物理主题并不相同，故表中只呈现当届语料的描述值。科学推理在八届均为100.00%；模型建构在2019届为86.36%、2022届为51.85%，其余六届为100.00%。科学论证和质疑创新在不同届次间的记录值存在差异，例如2022届质疑创新为0.00%、2023届为75.00%，但这不是趋势检验，也不能据此断言命题要求发生了稳定变化。</w:t>
       </w:r>
     </w:p>
     <w:tbl>
@@ -10441,7 +11758,7 @@
           <w:b w:val="0"/>
           <w:sz w:val="24"/>
         </w:rPr>
-        <w:t>知识模块表中同时包含单一模块和跨模块组合。为避免把小样本跨模块组合与单一模块混为一谈，表4-5只列出样本数不少于5的单一主模块。力学（62个单元）中模型建构、科学推理、科学论证和质疑创新的出现比例分别为79.03%、100.00%、25.81%和38.71%；光学（19个单元）的相应比例为84.21%、100.00%、84.21%和10.53%；电磁学（18个单元）为100.00%、100.00%、0.00%和50.00%；近代物理（22个单元）为100.00%、100.00%、63.64%和45.45%。这些值只帮助定位后续案例阅读与教学设计的材料范围，不用于判断不同知识模块的优劣、难度或学生学习结果。</w:t>
+        <w:t>知识模块表中同时包含单一模块和跨模块组合。为避免把小样本跨模块组合与单一模块混为一谈，表4-7只列出样本数不少于5的单一主模块。力学（62个单元）中模型建构、科学推理、科学论证和质疑创新的出现比例分别为79.03%、100.00%、25.81%和38.71%；光学（19个单元）的相应比例为84.21%、100.00%、84.21%和10.53%；电磁学（18个单元）为100.00%、100.00%、0.00%和50.00%；近代物理（22个单元）为100.00%、100.00%、63.64%和45.45%。这些值只帮助定位后续案例阅读与教学设计的材料范围，不用于判断不同知识模块的优劣、难度或学生学习结果。</w:t>
       </w:r>
     </w:p>
     <w:tbl>
@@ -11246,7 +12563,7 @@
           <w:b w:val="0"/>
           <w:sz w:val="24"/>
         </w:rPr>
-        <w:t>知识模块分布同样需要结合题目的具体任务理解。力学样本量最大，包含运动、引力、碰撞、振动等多种题材，因此其四维度比例是多种任务结构的汇总；光学、近代物理和电磁学中的比例则可能受相对集中的情境、图像条件和模型假设影响。表4-5的价值在于提供案例检索线索：若需要讨论论证要求较为突出的任务，可以从光学或近代物理的相应单元回到题干与解答查找；若需要讨论模型设定与变量关系，则可从模型建构出现较多的模块中选择材料。</w:t>
+        <w:t>知识模块分布同样需要结合题目的具体任务理解。力学样本量最大，包含运动、引力、碰撞、振动等多种题材，因此其四维度比例是多种任务结构的汇总；光学、近代物理和电磁学中的比例则可能受相对集中的情境、图像条件和模型假设影响。表4-7的价值在于提供案例检索线索：若需要讨论论证要求较为突出的任务，可以从光学或近代物理的相应单元回到题干与解答查找；若需要讨论模型设定与变量关系，则可从模型建构出现较多的模块中选择材料。</w:t>
       </w:r>
     </w:p>
     <w:p>
@@ -11256,7 +12573,7 @@
           <w:b w:val="0"/>
           <w:sz w:val="24"/>
         </w:rPr>
-        <w:t>跨模块任务不被强行归入单一知识类别。复赛题经常要求同时调用多个物理模块，例如以力学过程为主线并引入电磁或近代物理条件。对这类题目，索引保留其组合信息，正文表4-5则仅呈现可比较的单一主模块，避免将复合任务的结构特征压缩为单一学科标签。</w:t>
+        <w:t>跨模块任务不被强行归入单一知识类别。复赛题经常要求同时调用多个物理模块，例如以力学过程为主线并引入电磁或近代物理条件。对这类题目，索引保留其组合信息，正文表4-7则仅呈现可比较的单一主模块，避免将复合任务的结构特征压缩为单一学科标签。</w:t>
       </w:r>
     </w:p>
     <w:p>
@@ -11276,7 +12593,7 @@
           <w:b w:val="0"/>
           <w:sz w:val="24"/>
         </w:rPr>
-        <w:t>表4-6和表4-7改用另一种更保守的元数据呈现方式。它们不对60种具体题材、图表或公式工具进行主观归并，而是将索引中以全角分号分隔的非空表征要素、数学工具要素逐项计数；例如“文字表述；装置示意图；向量符号”记为3项表征要素。这个数值只说明索引如何记录任务材料，既不等同于表征类型数或公式数，也不构成题目难度、认知负荷或学生能力的测量。为避免以极小分层制造差异，正文仅列出每层不少于30个分析单元的结果；其余表征2项（2个单元）、数学工具2项（4个单元）和7项（5个单元）仍保存于可复算输出中。</w:t>
+        <w:t>表4-8和表4-9改用另一种更保守的元数据呈现方式。它们不对60种具体题材、图表或公式工具进行主观归并，而是将索引中以全角分号分隔的非空表征要素、数学工具要素逐项计数；例如“文字表述；装置示意图；向量符号”记为3项表征要素。这个数值只说明索引如何记录任务材料，既不等同于表征类型数或公式数，也不构成题目难度、认知负荷或学生能力的测量。为避免以极小分层制造差异，正文仅列出每层不少于30个分析单元的结果；其余表征2项（2个单元）、数学工具2项（4个单元）和7项（5个单元）仍保存于可复算输出中。</w:t>
       </w:r>
     </w:p>
     <w:tbl>
@@ -11697,7 +13014,7 @@
           <w:b w:val="0"/>
           <w:sz w:val="24"/>
         </w:rPr>
-        <w:t>表4-6中的两层均来自同一语料索引，科学推理均为100.00%。三个要素层与四个要素层的模型建构出现比例分别为93.71%和88.10%，科学论证分别为50.29%和42.86%，质疑创新分别为43.43%和14.29%。这些并列值只能帮助回到相应的题面材料查找案例：它们可能同时受题材、拆分方式、具体表述和原始元数据记录颗粒度影响，不能说明增加一种表征会降低或提高任何维度要求，也不构成组间差异检验。</w:t>
+        <w:t>表4-8中的两层均来自同一语料索引，科学推理均为100.00%。三个要素层与四个要素层的模型建构出现比例分别为93.71%和88.10%，科学论证分别为50.29%和42.86%，质疑创新分别为43.43%和14.29%。这些并列值只能帮助回到相应的题面材料查找案例：它们可能同时受题材、拆分方式、具体表述和原始元数据记录颗粒度影响，不能说明增加一种表征会降低或提高任何维度要求，也不构成组间差异检验。</w:t>
       </w:r>
     </w:p>
     <w:tbl>
@@ -12374,7 +13691,7 @@
           <w:b w:val="0"/>
           <w:sz w:val="24"/>
         </w:rPr>
-        <w:t>表4-7同样不把要素数理解为“使用公式越多，任务层次越高”。在3、4、5、6项工具的四个层中，科学论证出现比例依次为58.06%、59.15%、37.84%和26.47%，质疑创新依次为64.52%、39.44%、36.49%和26.47%，并未呈现可由本研究解释的单调关系。更合理的用途是作为案例抽取和后续课堂任务设计的检索入口：若需讨论特定工具组合，应回到该层的题干—解答证据逐题分析，而不能把此表升级为“数学工具数量导致某类科学思维要求”的结论。</w:t>
+        <w:t>表4-9同样不把要素数理解为“使用公式越多，任务层次越高”。在3、4、5、6项工具的四个层中，科学论证出现比例依次为58.06%、59.15%、37.84%和26.47%，质疑创新依次为64.52%、39.44%、36.49%和26.47%，并未呈现可由本研究解释的单调关系。更合理的用途是作为案例抽取和后续课堂任务设计的检索入口：若需讨论特定工具组合，应回到该层的题干—解答证据逐题分析，而不能把此表升级为“数学工具数量导致某类科学思维要求”的结论。</w:t>
       </w:r>
     </w:p>
     <w:p>
@@ -12725,69 +14042,7 @@
           <w:b w:val="0"/>
           <w:sz w:val="24"/>
         </w:rPr>
-        <w:t>案例选择遵循四项原则：</w:t>
-      </w:r>
-    </w:p>
-    <w:p>
-      <w:pPr>
-        <w:ind w:left="420" w:hanging="420"/>
-      </w:pPr>
-      <w:r>
-        <w:rPr>
-          <w:rFonts w:ascii="Songti SC" w:hAnsi="Songti SC" w:eastAsia="Songti SC"/>
-          <w:b w:val="0"/>
-          <w:sz w:val="24"/>
-        </w:rPr>
-        <w:t>1. 题目材料和参考解答均可清楚定位；</w:t>
-      </w:r>
-    </w:p>
-    <w:p>
-      <w:pPr>
-        <w:ind w:left="420" w:hanging="420"/>
-      </w:pPr>
-      <w:r>
-        <w:rPr>
-          <w:rFonts w:ascii="Songti SC" w:hAnsi="Songti SC" w:eastAsia="Songti SC"/>
-          <w:b w:val="0"/>
-          <w:sz w:val="24"/>
-        </w:rPr>
-        <w:t>2. 一个小问须有完整四维度当前编码记录；</w:t>
-      </w:r>
-    </w:p>
-    <w:p>
-      <w:pPr>
-        <w:ind w:left="420" w:hanging="420"/>
-      </w:pPr>
-      <w:r>
-        <w:rPr>
-          <w:rFonts w:ascii="Songti SC" w:hAnsi="Songti SC" w:eastAsia="Songti SC"/>
-          <w:b w:val="0"/>
-          <w:sz w:val="24"/>
-        </w:rPr>
-        <w:t>3. 题干与解答引文均可在对应item_texts文件定位；</w:t>
-      </w:r>
-    </w:p>
-    <w:p>
-      <w:pPr>
-        <w:ind w:left="420" w:hanging="420"/>
-      </w:pPr>
-      <w:r>
-        <w:rPr>
-          <w:rFonts w:ascii="Songti SC" w:hAnsi="Songti SC" w:eastAsia="Songti SC"/>
-          <w:b w:val="0"/>
-          <w:sz w:val="24"/>
-        </w:rPr>
-        <w:t>4. 拟说明的高阶维度须有逐条补充证据，而不是沿用旧的通用评分证据。</w:t>
-      </w:r>
-    </w:p>
-    <w:p>
-      <w:r>
-        <w:rPr>
-          <w:rFonts w:ascii="Songti SC" w:hAnsi="Songti SC" w:eastAsia="Songti SC"/>
-          <w:b w:val="0"/>
-          <w:sz w:val="24"/>
-        </w:rPr>
-        <w:t>上述原则保证案例既能代表不同的物理任务结构，又能回到题干与参考解答进行核对。案例用于解释试题任务要求和提出教学设计，不用来推断学生表现或教学效果。</w:t>
+        <w:t>案例从已完成编码的复赛小问中选择。入选小问须具有清楚的题面、参考解答和四维度记录，且能够呈现不同的物理任务结构。案例的作用是把第四章的统计结论还原到真实题目中：读者先看到题目要求和关键图示，再理解它为什么被判定为相应的任务结构。案例用于解释试题任务要求和提出教学设计，不用来推断学生表现或教学效果。</w:t>
       </w:r>
     </w:p>
     <w:tbl>
@@ -12911,7 +14166,7 @@
                 <w:b w:val="0"/>
                 <w:sz w:val="19"/>
               </w:rPr>
-              <w:t>CPHO41-Q06-3</w:t>
+              <w:t>第41届复赛第6题第（3）问</w:t>
             </w:r>
           </w:p>
         </w:tc>
@@ -12997,7 +14252,7 @@
                 <w:b w:val="0"/>
                 <w:sz w:val="19"/>
               </w:rPr>
-              <w:t>CPHO41-Q07-4</w:t>
+              <w:t>第41届复赛第7题第（4）问</w:t>
             </w:r>
           </w:p>
         </w:tc>
@@ -13083,7 +14338,7 @@
                 <w:b w:val="0"/>
                 <w:sz w:val="19"/>
               </w:rPr>
-              <w:t>CPHO42-Q04-2</w:t>
+              <w:t>第42届复赛第4题第（2）问</w:t>
             </w:r>
           </w:p>
         </w:tc>
@@ -13164,7 +14419,7 @@
           <w:b w:val="0"/>
           <w:sz w:val="24"/>
         </w:rPr>
-        <w:t>竞赛题案例仍以项目登记的题面与参考解答作为可追溯材料。若外部研究对相关题目提出新的模型、近似条件或数值分析，本文仅将其作为独立的延伸讨论，并明确其所针对的题目版本与适用条件；该类重分析不替代原参考解答，也不改变当前全体试题编码的统计口径。这里特别不将第39届复赛备用卷单题的外部再分析混同为本项目已登记语料的正式题面或解答版本。</w:t>
+        <w:t>案例分析以题面和参考解答为依据。相关研究若采用不同版本、不同参数或不同近似条件，只能作为延伸阅读，不能替代本文所依据的题目与解答，也不改变全样本统计口径。</w:t>
       </w:r>
       <w:r>
         <w:rPr>
@@ -13189,7 +14444,7 @@
         <w:pStyle w:val="Heading3"/>
       </w:pPr>
       <w:r>
-        <w:t>5.2.1 条件—关系链任务结构</w:t>
+        <w:t>5.2.1 题目导读与关键图示</w:t>
       </w:r>
     </w:p>
     <w:p>
@@ -13199,7 +14454,81 @@
           <w:b w:val="0"/>
           <w:sz w:val="24"/>
         </w:rPr>
-        <w:t>CPHO41-Q06-3题面要求在两种给定情形下求飞出方向相对原飞入方向的偏转角；对应解答记录“出射方向相对于入射方向的偏角满足”。在研究者复核当前编码中，该小问的模型建构为L1、科学推理为L3、科学论证为L1、质疑创新未出现。</w:t>
+        <w:t>题目来源：第41届全国中学生物理竞赛复赛第6题第（3）问。题目设定一物体以速度 v_0 从远处进入太阳引力场，瞄准距离为 b，并给出 v_0^2b/(GM_sun) &gt;&gt; 1 的条件。它要求分别讨论陨石和恰好掠过太阳表面的星光离开太阳系后，相对于原入射方向的偏转角。读题时应先圈出三个信息：共同待求量是偏转角；两种情形共享引力场与入射几何；陨石和星光的入射条件不同。</w:t>
+      </w:r>
+    </w:p>
+    <w:p>
+      <w:pPr>
+        <w:keepNext/>
+        <w:keepLines/>
+        <w:spacing w:line="240" w:lineRule="auto"/>
+        <w:jc w:val="center"/>
+      </w:pPr>
+      <w:r>
+        <w:drawing>
+          <wp:inline xmlns:a="http://schemas.openxmlformats.org/drawingml/2006/main" xmlns:pic="http://schemas.openxmlformats.org/drawingml/2006/picture">
+            <wp:extent cx="5472000" cy="2467764"/>
+            <wp:docPr id="7" name="Picture 7"/>
+            <wp:cNvGraphicFramePr>
+              <a:graphicFrameLocks noChangeAspect="1"/>
+            </wp:cNvGraphicFramePr>
+            <a:graphic>
+              <a:graphicData uri="http://schemas.openxmlformats.org/drawingml/2006/picture">
+                <pic:pic>
+                  <pic:nvPicPr>
+                    <pic:cNvPr id="0" name="figure_5_1_gravity_deflection_source_v1.jpg"/>
+                    <pic:cNvPicPr/>
+                  </pic:nvPicPr>
+                  <pic:blipFill>
+                    <a:blip r:embed="rId17"/>
+                    <a:stretch>
+                      <a:fillRect/>
+                    </a:stretch>
+                  </pic:blipFill>
+                  <pic:spPr>
+                    <a:xfrm>
+                      <a:off x="0" y="0"/>
+                      <a:ext cx="5472000" cy="2467764"/>
+                    </a:xfrm>
+                    <a:prstGeom prst="rect"/>
+                  </pic:spPr>
+                </pic:pic>
+              </a:graphicData>
+            </a:graphic>
+          </wp:inline>
+        </w:drawing>
+      </w:r>
+    </w:p>
+    <w:p>
+      <w:pPr>
+        <w:pStyle w:val="FigureCaption"/>
+        <w:ind w:firstLine="0"/>
+      </w:pPr>
+      <w:r>
+        <w:rPr>
+          <w:rFonts w:ascii="Songti SC" w:hAnsi="Songti SC" w:eastAsia="Songti SC"/>
+          <w:b w:val="0"/>
+          <w:sz w:val="24"/>
+        </w:rPr>
+        <w:t>图5-1 太阳附近的入射与偏转示意（依据第41届复赛第6题题图）。图中速度、瞄准距离和偏转角共同构成后续关系链的入口。</w:t>
+      </w:r>
+    </w:p>
+    <w:p>
+      <w:pPr>
+        <w:pStyle w:val="Heading3"/>
+      </w:pPr>
+      <w:r>
+        <w:t>5.2.2 条件—关系链任务结构</w:t>
+      </w:r>
+    </w:p>
+    <w:p>
+      <w:r>
+        <w:rPr>
+          <w:rFonts w:ascii="Songti SC" w:hAnsi="Songti SC" w:eastAsia="Songti SC"/>
+          <w:b w:val="0"/>
+          <w:sz w:val="24"/>
+        </w:rPr>
+        <w:t>该小问要求在两种给定情形下求飞出方向相对原飞入方向的偏转角。其任务结构记录为：模型建构L1、科学推理L3、科学论证L1，质疑创新未出现。</w:t>
       </w:r>
     </w:p>
     <w:p>
@@ -13591,7 +14920,7 @@
         <w:pStyle w:val="Heading3"/>
       </w:pPr>
       <w:r>
-        <w:t>5.3.1 状态分类任务结构</w:t>
+        <w:t>5.3.1 题目导读与关键图示</w:t>
       </w:r>
     </w:p>
     <w:p>
@@ -13601,7 +14930,81 @@
           <w:b w:val="0"/>
           <w:sz w:val="24"/>
         </w:rPr>
-        <w:t>CPHO41-Q07-4题面要求给出系统单粒子平均能量随磁通变化的关系，并比较若干状态下的平均能量。对应解答从“在第（3）问的答案中取l=0”及粒子数奇偶分类展开。在研究者复核当前编码中，该小问的模型建构为L3、科学推理和科学论证均为L1、质疑创新未出现。</w:t>
+        <w:t>题目来源：第41届全国中学生物理竞赛复赛第7题第（4）问。题目讨论一维圆环中无相互作用电子的稳定状态。在给定磁通量区间内，要求写出系统单粒子平均能量随磁通量的变化关系，并比较电子数为奇数和偶数时，磁通量取不同值的平均能量。读题的关键不是立刻代入公式，而是先找出分类依据：磁通量区间、粒子数的奇偶性，以及前一问已经得到的总能量关系。</w:t>
+      </w:r>
+    </w:p>
+    <w:p>
+      <w:pPr>
+        <w:keepNext/>
+        <w:keepLines/>
+        <w:spacing w:line="240" w:lineRule="auto"/>
+        <w:jc w:val="center"/>
+      </w:pPr>
+      <w:r>
+        <w:drawing>
+          <wp:inline xmlns:a="http://schemas.openxmlformats.org/drawingml/2006/main" xmlns:pic="http://schemas.openxmlformats.org/drawingml/2006/picture">
+            <wp:extent cx="3378240" cy="3671999"/>
+            <wp:docPr id="8" name="Picture 8"/>
+            <wp:cNvGraphicFramePr>
+              <a:graphicFrameLocks noChangeAspect="1"/>
+            </wp:cNvGraphicFramePr>
+            <a:graphic>
+              <a:graphicData uri="http://schemas.openxmlformats.org/drawingml/2006/picture">
+                <pic:pic>
+                  <pic:nvPicPr>
+                    <pic:cNvPr id="0" name="figure_5_2_quantum_ring_source_v1.jpg"/>
+                    <pic:cNvPicPr/>
+                  </pic:nvPicPr>
+                  <pic:blipFill>
+                    <a:blip r:embed="rId18"/>
+                    <a:stretch>
+                      <a:fillRect/>
+                    </a:stretch>
+                  </pic:blipFill>
+                  <pic:spPr>
+                    <a:xfrm>
+                      <a:off x="0" y="0"/>
+                      <a:ext cx="3378240" cy="3671999"/>
+                    </a:xfrm>
+                    <a:prstGeom prst="rect"/>
+                  </pic:spPr>
+                </pic:pic>
+              </a:graphicData>
+            </a:graphic>
+          </wp:inline>
+        </w:drawing>
+      </w:r>
+    </w:p>
+    <w:p>
+      <w:pPr>
+        <w:pStyle w:val="FigureCaption"/>
+        <w:ind w:firstLine="0"/>
+      </w:pPr>
+      <w:r>
+        <w:rPr>
+          <w:rFonts w:ascii="Songti SC" w:hAnsi="Songti SC" w:eastAsia="Songti SC"/>
+          <w:b w:val="0"/>
+          <w:sz w:val="24"/>
+        </w:rPr>
+        <w:t>图5-2 通有磁通量的一维圆环（依据第41届复赛第7题题图）。圆环、磁通量和电子运动状态构成平均能量分类讨论的物理情境。</w:t>
+      </w:r>
+    </w:p>
+    <w:p>
+      <w:pPr>
+        <w:pStyle w:val="Heading3"/>
+      </w:pPr>
+      <w:r>
+        <w:t>5.3.2 状态分类任务结构</w:t>
+      </w:r>
+    </w:p>
+    <w:p>
+      <w:r>
+        <w:rPr>
+          <w:rFonts w:ascii="Songti SC" w:hAnsi="Songti SC" w:eastAsia="Songti SC"/>
+          <w:b w:val="0"/>
+          <w:sz w:val="24"/>
+        </w:rPr>
+        <w:t>该小问要求给出系统单粒子平均能量随磁通变化的关系，并比较不同状态下的平均能量。其任务结构记录为：模型建构L3，科学推理和科学论证均为L1，质疑创新未出现。</w:t>
       </w:r>
     </w:p>
     <w:p>
@@ -13993,7 +15396,7 @@
         <w:pStyle w:val="Heading3"/>
       </w:pPr>
       <w:r>
-        <w:t>5.4.1 近似条件建模任务结构</w:t>
+        <w:t>5.4.1 题目导读与关键图示</w:t>
       </w:r>
     </w:p>
     <w:p>
@@ -14003,7 +15406,81 @@
           <w:b w:val="0"/>
           <w:sz w:val="24"/>
         </w:rPr>
-        <w:t>CPHO42-Q04-2题面在限定电子沿x-z平面注入、入射角范围及忽略辐射阻尼的条件下，要求求最大能量和相应入射角。解答以“电子沿x-z平面入射”及由既有方程得到的关系作为起点。在研究者复核当前编码中，该小问的模型建构和科学推理均为L3，科学论证为L1，质疑创新为L2。</w:t>
+        <w:t>题目来源：第42届全国中学生物理竞赛复赛第4题第（2）问。题目将强激光与电子的相互作用简化为单色平面电磁波模型：电子在初始时刻从原点沿 x-z 平面注入，入射方向受角度范围限制，并忽略辐射阻尼。问题要求确定电子能够达到的最大能量及相应入射角。读题时，应把“运动平面”“角度范围”“忽略辐射阻尼”分别看作变量约束、可取范围和模型边界，而不是背景性文字。</w:t>
+      </w:r>
+    </w:p>
+    <w:p>
+      <w:pPr>
+        <w:keepNext/>
+        <w:keepLines/>
+        <w:spacing w:line="240" w:lineRule="auto"/>
+        <w:jc w:val="center"/>
+      </w:pPr>
+      <w:r>
+        <w:drawing>
+          <wp:inline xmlns:a="http://schemas.openxmlformats.org/drawingml/2006/main" xmlns:pic="http://schemas.openxmlformats.org/drawingml/2006/picture">
+            <wp:extent cx="5472000" cy="2289600"/>
+            <wp:docPr id="9" name="Picture 9"/>
+            <wp:cNvGraphicFramePr>
+              <a:graphicFrameLocks noChangeAspect="1"/>
+            </wp:cNvGraphicFramePr>
+            <a:graphic>
+              <a:graphicData uri="http://schemas.openxmlformats.org/drawingml/2006/picture">
+                <pic:pic>
+                  <pic:nvPicPr>
+                    <pic:cNvPr id="0" name="figure_5_3_laser_acceleration_guide_v1.jpg"/>
+                    <pic:cNvPicPr/>
+                  </pic:nvPicPr>
+                  <pic:blipFill>
+                    <a:blip r:embed="rId19"/>
+                    <a:stretch>
+                      <a:fillRect/>
+                    </a:stretch>
+                  </pic:blipFill>
+                  <pic:spPr>
+                    <a:xfrm>
+                      <a:off x="0" y="0"/>
+                      <a:ext cx="5472000" cy="2289600"/>
+                    </a:xfrm>
+                    <a:prstGeom prst="rect"/>
+                  </pic:spPr>
+                </pic:pic>
+              </a:graphicData>
+            </a:graphic>
+          </wp:inline>
+        </w:drawing>
+      </w:r>
+    </w:p>
+    <w:p>
+      <w:pPr>
+        <w:pStyle w:val="FigureCaption"/>
+        <w:ind w:firstLine="0"/>
+      </w:pPr>
+      <w:r>
+        <w:rPr>
+          <w:rFonts w:ascii="Songti SC" w:hAnsi="Songti SC" w:eastAsia="Songti SC"/>
+          <w:b w:val="0"/>
+          <w:sz w:val="24"/>
+        </w:rPr>
+        <w:t>图5-3 强激光场中电子注入条件示意。该图依据第42届复赛第4题的文字条件绘制，用于展示题设中的变量约束和模型简化关系。</w:t>
+      </w:r>
+    </w:p>
+    <w:p>
+      <w:pPr>
+        <w:pStyle w:val="Heading3"/>
+      </w:pPr>
+      <w:r>
+        <w:t>5.4.2 近似条件建模任务结构</w:t>
+      </w:r>
+    </w:p>
+    <w:p>
+      <w:r>
+        <w:rPr>
+          <w:rFonts w:ascii="Songti SC" w:hAnsi="Songti SC" w:eastAsia="Songti SC"/>
+          <w:b w:val="0"/>
+          <w:sz w:val="24"/>
+        </w:rPr>
+        <w:t>该小问在限定电子沿x-z平面注入、入射角范围及忽略辐射阻尼的条件下，要求求最大能量和相应入射角。其任务结构记录为：模型建构和科学推理均为L3，科学论证为L1，质疑创新为L2。</w:t>
       </w:r>
     </w:p>
     <w:p>
@@ -14387,7 +15864,7 @@
         <w:pStyle w:val="Heading3"/>
       </w:pPr>
       <w:r>
-        <w:t>5.4.2 跨案例任务结构比较</w:t>
+        <w:t>5.4.3 跨案例任务结构比较</w:t>
       </w:r>
     </w:p>
     <w:p>
@@ -14435,7 +15912,7 @@
         <w:pStyle w:val="Heading3"/>
       </w:pPr>
       <w:r>
-        <w:t>5.4.3 基于案例的递进式任务设计</w:t>
+        <w:t>5.4.4 基于案例的递进式任务设计</w:t>
       </w:r>
     </w:p>
     <w:p>
@@ -28976,6 +30453,7 @@
   <w:style w:type="paragraph" w:customStyle="1" w:styleId="FigureCaption">
     <w:name w:val="Figure Caption"/>
     <w:pPr>
+      <w:keepLines/>
       <w:spacing w:lineRule="exact" w:line="360" w:before="60" w:after="120"/>
     </w:pPr>
     <w:rPr>
